--- a/docs/developpement/phases/word/PHASE_08_RESULTATS_SUR_LES_VRAIES_VENTES.docx
+++ b/docs/developpement/phases/word/PHASE_08_RESULTATS_SUR_LES_VRAIES_VENTES.docx
@@ -20,7 +20,7 @@
       <w:r>
         <w:t xml:space="preserve">FlaiX Expert · dossier de développement · généré le 2026-10-04 depuis le dépôt </w:t>
       </w:r>
-      <w:hyperlink w:history="1" r:id="rIdjydvlws3b8enuen1uxuwf">
+      <w:hyperlink w:history="1" r:id="rId5kxpbocgs3wwpyacwcfn_">
         <w:r>
           <w:rPr>
             <w:rStyle w:val="Hyperlink"/>
@@ -699,7 +699,7 @@
           <w:numId w:val="2"/>
         </w:numPr>
       </w:pPr>
-      <w:hyperlink w:history="1" r:id="rIdjgl5tfbwekpifd6ielnh5">
+      <w:hyperlink w:history="1" r:id="rId2cpch1mmg7qohln76zjzo">
         <w:r>
           <w:rPr>
             <w:rStyle w:val="Hyperlink"/>
@@ -719,7 +719,7 @@
           <w:numId w:val="2"/>
         </w:numPr>
       </w:pPr>
-      <w:hyperlink w:history="1" r:id="rIdw55ihqa4hi4fdwb4e-xqy">
+      <w:hyperlink w:history="1" r:id="rIdswnlivzelyf5iwcv26f3n">
         <w:r>
           <w:rPr>
             <w:rStyle w:val="Hyperlink"/>
@@ -739,7 +739,7 @@
           <w:numId w:val="2"/>
         </w:numPr>
       </w:pPr>
-      <w:hyperlink w:history="1" r:id="rIdqsp9l2i0qrfob56rxxay3">
+      <w:hyperlink w:history="1" r:id="rId0qyuruuwf_e8mdizbid-w">
         <w:r>
           <w:rPr>
             <w:rStyle w:val="Hyperlink"/>
@@ -787,7 +787,7 @@
       <w:r>
         <w:t xml:space="preserve"> — créé — </w:t>
       </w:r>
-      <w:hyperlink w:history="1" r:id="rId-xxtkv5rygby8x6lsh_w9">
+      <w:hyperlink w:history="1" r:id="rIdh6bcgtubti5kpditsurky">
         <w:r>
           <w:rPr>
             <w:rStyle w:val="Hyperlink"/>
@@ -816,7 +816,7 @@
       <w:r>
         <w:t xml:space="preserve"> — créé — </w:t>
       </w:r>
-      <w:hyperlink w:history="1" r:id="rId_km9uqbge8kj9db951dig">
+      <w:hyperlink w:history="1" r:id="rIdywnbdsln4keku60onmkaj">
         <w:r>
           <w:rPr>
             <w:rStyle w:val="Hyperlink"/>
@@ -853,7 +853,7 @@
       <w:r>
         <w:t xml:space="preserve"> — modifié — </w:t>
       </w:r>
-      <w:hyperlink w:history="1" r:id="rIdhj-_yi4jpinbrhjm5p7ww">
+      <w:hyperlink w:history="1" r:id="rIdkcreqqtht8ozdjtw3qx7p">
         <w:r>
           <w:rPr>
             <w:rStyle w:val="Hyperlink"/>
@@ -882,7 +882,7 @@
       <w:r>
         <w:t xml:space="preserve"> — modifié — </w:t>
       </w:r>
-      <w:hyperlink w:history="1" r:id="rIdfbswb0zoexhcotmzvffcn">
+      <w:hyperlink w:history="1" r:id="rIdgb8p5pdkajvdlluuitfta">
         <w:r>
           <w:rPr>
             <w:rStyle w:val="Hyperlink"/>
@@ -911,7 +911,7 @@
       <w:r>
         <w:t xml:space="preserve"> — créé — </w:t>
       </w:r>
-      <w:hyperlink w:history="1" r:id="rIdu4p8lfascosdk2aj2-9gc">
+      <w:hyperlink w:history="1" r:id="rIdgv4veif195kj5vqm4naye">
         <w:r>
           <w:rPr>
             <w:rStyle w:val="Hyperlink"/>
@@ -948,7 +948,7 @@
       <w:r>
         <w:t xml:space="preserve"> — créé — </w:t>
       </w:r>
-      <w:hyperlink w:history="1" r:id="rIduv9bgdw0ar3t6mghqr3fk">
+      <w:hyperlink w:history="1" r:id="rIdv6l_76nathll52noenbku">
         <w:r>
           <w:rPr>
             <w:rStyle w:val="Hyperlink"/>
@@ -977,7 +977,7 @@
       <w:r>
         <w:t xml:space="preserve"> — modifié — </w:t>
       </w:r>
-      <w:hyperlink w:history="1" r:id="rIdsudleyzejxoubn9b8-bzm">
+      <w:hyperlink w:history="1" r:id="rIdwqirdnwmcj7bna-16_0f6">
         <w:r>
           <w:rPr>
             <w:rStyle w:val="Hyperlink"/>
@@ -1014,7 +1014,7 @@
       <w:r>
         <w:t xml:space="preserve"> — modifié — </w:t>
       </w:r>
-      <w:hyperlink w:history="1" r:id="rIdeoybfetydq5kfaj8bjcxi">
+      <w:hyperlink w:history="1" r:id="rId31yzcsyssgsjuspjh77vj">
         <w:r>
           <w:rPr>
             <w:rStyle w:val="Hyperlink"/>
@@ -1043,7 +1043,7 @@
       <w:r>
         <w:t xml:space="preserve"> — modifié — </w:t>
       </w:r>
-      <w:hyperlink w:history="1" r:id="rIdgzzivtkxgntvrj1y5mxa_">
+      <w:hyperlink w:history="1" r:id="rId-ijzjqrkdda7ymykytc3t">
         <w:r>
           <w:rPr>
             <w:rStyle w:val="Hyperlink"/>
@@ -1072,7 +1072,7 @@
       <w:r>
         <w:t xml:space="preserve"> — créé — </w:t>
       </w:r>
-      <w:hyperlink w:history="1" r:id="rIdugxghedux1swo2udimffe">
+      <w:hyperlink w:history="1" r:id="rIdqbwwliszpsbs26nhay_oa">
         <w:r>
           <w:rPr>
             <w:rStyle w:val="Hyperlink"/>
@@ -1101,7 +1101,7 @@
       <w:r>
         <w:t xml:space="preserve"> — créé — </w:t>
       </w:r>
-      <w:hyperlink w:history="1" r:id="rIdi5a5wus0veu-wgthbtpkc">
+      <w:hyperlink w:history="1" r:id="rIdunab51mk1ofrnctlfsut0">
         <w:r>
           <w:rPr>
             <w:rStyle w:val="Hyperlink"/>
@@ -1130,7 +1130,7 @@
       <w:r>
         <w:t xml:space="preserve"> — créé — </w:t>
       </w:r>
-      <w:hyperlink w:history="1" r:id="rId_n6bpniz7z-gratguml4m">
+      <w:hyperlink w:history="1" r:id="rId3_zefri6d4aqp6s7ul2rl">
         <w:r>
           <w:rPr>
             <w:rStyle w:val="Hyperlink"/>
@@ -1167,7 +1167,7 @@
       <w:r>
         <w:t xml:space="preserve"> — modifié — </w:t>
       </w:r>
-      <w:hyperlink w:history="1" r:id="rIdshlcdfm-xuo9mg3lv2luc">
+      <w:hyperlink w:history="1" r:id="rIdbhw3fecci5ct8aujnau87">
         <w:r>
           <w:rPr>
             <w:rStyle w:val="Hyperlink"/>
@@ -1196,7 +1196,7 @@
       <w:r>
         <w:t xml:space="preserve"> — modifié — </w:t>
       </w:r>
-      <w:hyperlink w:history="1" r:id="rIdyfb6hwjqvjgrlf7wyihmu">
+      <w:hyperlink w:history="1" r:id="rIdwupw7_otuevokzweezl2e">
         <w:r>
           <w:rPr>
             <w:rStyle w:val="Hyperlink"/>

--- a/docs/developpement/phases/word/PHASE_08_RESULTATS_SUR_LES_VRAIES_VENTES.docx
+++ b/docs/developpement/phases/word/PHASE_08_RESULTATS_SUR_LES_VRAIES_VENTES.docx
@@ -20,7 +20,7 @@
       <w:r>
         <w:t xml:space="preserve">FlaiX Expert · dossier de développement · généré le 2026-10-04 depuis le dépôt </w:t>
       </w:r>
-      <w:hyperlink w:history="1" r:id="rId5kxpbocgs3wwpyacwcfn_">
+      <w:hyperlink w:history="1" r:id="rId6vdr3fuhdiqtxo3nytiwp">
         <w:r>
           <w:rPr>
             <w:rStyle w:val="Hyperlink"/>
@@ -699,7 +699,7 @@
           <w:numId w:val="2"/>
         </w:numPr>
       </w:pPr>
-      <w:hyperlink w:history="1" r:id="rId2cpch1mmg7qohln76zjzo">
+      <w:hyperlink w:history="1" r:id="rId7whta-j4finfhvfz7kn5_">
         <w:r>
           <w:rPr>
             <w:rStyle w:val="Hyperlink"/>
@@ -719,7 +719,7 @@
           <w:numId w:val="2"/>
         </w:numPr>
       </w:pPr>
-      <w:hyperlink w:history="1" r:id="rIdswnlivzelyf5iwcv26f3n">
+      <w:hyperlink w:history="1" r:id="rIdkm7arnpwybc4quhsqfnsu">
         <w:r>
           <w:rPr>
             <w:rStyle w:val="Hyperlink"/>
@@ -739,7 +739,7 @@
           <w:numId w:val="2"/>
         </w:numPr>
       </w:pPr>
-      <w:hyperlink w:history="1" r:id="rId0qyuruuwf_e8mdizbid-w">
+      <w:hyperlink w:history="1" r:id="rIdke8sgmne1avy1eyrk-lri">
         <w:r>
           <w:rPr>
             <w:rStyle w:val="Hyperlink"/>
@@ -787,7 +787,7 @@
       <w:r>
         <w:t xml:space="preserve"> — créé — </w:t>
       </w:r>
-      <w:hyperlink w:history="1" r:id="rIdh6bcgtubti5kpditsurky">
+      <w:hyperlink w:history="1" r:id="rIdnctbvnsar0yj_noqxk4io">
         <w:r>
           <w:rPr>
             <w:rStyle w:val="Hyperlink"/>
@@ -816,7 +816,7 @@
       <w:r>
         <w:t xml:space="preserve"> — créé — </w:t>
       </w:r>
-      <w:hyperlink w:history="1" r:id="rIdywnbdsln4keku60onmkaj">
+      <w:hyperlink w:history="1" r:id="rIdvan5azdxtwre4gewauphd">
         <w:r>
           <w:rPr>
             <w:rStyle w:val="Hyperlink"/>
@@ -853,7 +853,7 @@
       <w:r>
         <w:t xml:space="preserve"> — modifié — </w:t>
       </w:r>
-      <w:hyperlink w:history="1" r:id="rIdkcreqqtht8ozdjtw3qx7p">
+      <w:hyperlink w:history="1" r:id="rId2ghtwknfqsjngmggw0n3t">
         <w:r>
           <w:rPr>
             <w:rStyle w:val="Hyperlink"/>
@@ -882,7 +882,7 @@
       <w:r>
         <w:t xml:space="preserve"> — modifié — </w:t>
       </w:r>
-      <w:hyperlink w:history="1" r:id="rIdgb8p5pdkajvdlluuitfta">
+      <w:hyperlink w:history="1" r:id="rIdn5cwcm4j13s6u1_eq80av">
         <w:r>
           <w:rPr>
             <w:rStyle w:val="Hyperlink"/>
@@ -911,7 +911,7 @@
       <w:r>
         <w:t xml:space="preserve"> — créé — </w:t>
       </w:r>
-      <w:hyperlink w:history="1" r:id="rIdgv4veif195kj5vqm4naye">
+      <w:hyperlink w:history="1" r:id="rId_fyjhjgq8ey2g3le9vpua">
         <w:r>
           <w:rPr>
             <w:rStyle w:val="Hyperlink"/>
@@ -948,7 +948,7 @@
       <w:r>
         <w:t xml:space="preserve"> — créé — </w:t>
       </w:r>
-      <w:hyperlink w:history="1" r:id="rIdv6l_76nathll52noenbku">
+      <w:hyperlink w:history="1" r:id="rIddvgyrmqvtbxai1lrsblo7">
         <w:r>
           <w:rPr>
             <w:rStyle w:val="Hyperlink"/>
@@ -977,7 +977,7 @@
       <w:r>
         <w:t xml:space="preserve"> — modifié — </w:t>
       </w:r>
-      <w:hyperlink w:history="1" r:id="rIdwqirdnwmcj7bna-16_0f6">
+      <w:hyperlink w:history="1" r:id="rId1gqubjoctlbptokbqkrea">
         <w:r>
           <w:rPr>
             <w:rStyle w:val="Hyperlink"/>
@@ -1014,7 +1014,7 @@
       <w:r>
         <w:t xml:space="preserve"> — modifié — </w:t>
       </w:r>
-      <w:hyperlink w:history="1" r:id="rId31yzcsyssgsjuspjh77vj">
+      <w:hyperlink w:history="1" r:id="rId6xgkwuu7b_-peatgd41rz">
         <w:r>
           <w:rPr>
             <w:rStyle w:val="Hyperlink"/>
@@ -1043,7 +1043,7 @@
       <w:r>
         <w:t xml:space="preserve"> — modifié — </w:t>
       </w:r>
-      <w:hyperlink w:history="1" r:id="rId-ijzjqrkdda7ymykytc3t">
+      <w:hyperlink w:history="1" r:id="rIdyh2mlt7zkoc339yibm0eo">
         <w:r>
           <w:rPr>
             <w:rStyle w:val="Hyperlink"/>
@@ -1072,7 +1072,7 @@
       <w:r>
         <w:t xml:space="preserve"> — créé — </w:t>
       </w:r>
-      <w:hyperlink w:history="1" r:id="rIdqbwwliszpsbs26nhay_oa">
+      <w:hyperlink w:history="1" r:id="rIdhyyyie_foassq72cpqr7w">
         <w:r>
           <w:rPr>
             <w:rStyle w:val="Hyperlink"/>
@@ -1101,7 +1101,7 @@
       <w:r>
         <w:t xml:space="preserve"> — créé — </w:t>
       </w:r>
-      <w:hyperlink w:history="1" r:id="rIdunab51mk1ofrnctlfsut0">
+      <w:hyperlink w:history="1" r:id="rIdahgxolvdfwscdfkhhvl5g">
         <w:r>
           <w:rPr>
             <w:rStyle w:val="Hyperlink"/>
@@ -1130,7 +1130,7 @@
       <w:r>
         <w:t xml:space="preserve"> — créé — </w:t>
       </w:r>
-      <w:hyperlink w:history="1" r:id="rId3_zefri6d4aqp6s7ul2rl">
+      <w:hyperlink w:history="1" r:id="rIds-y6szqj3ijxm1gvcs5zw">
         <w:r>
           <w:rPr>
             <w:rStyle w:val="Hyperlink"/>
@@ -1167,7 +1167,7 @@
       <w:r>
         <w:t xml:space="preserve"> — modifié — </w:t>
       </w:r>
-      <w:hyperlink w:history="1" r:id="rIdbhw3fecci5ct8aujnau87">
+      <w:hyperlink w:history="1" r:id="rIdrpac67trzyul7ym_mv0if">
         <w:r>
           <w:rPr>
             <w:rStyle w:val="Hyperlink"/>
@@ -1196,7 +1196,7 @@
       <w:r>
         <w:t xml:space="preserve"> — modifié — </w:t>
       </w:r>
-      <w:hyperlink w:history="1" r:id="rIdwupw7_otuevokzweezl2e">
+      <w:hyperlink w:history="1" r:id="rIdhzcn_g4qs54otjssbmctq">
         <w:r>
           <w:rPr>
             <w:rStyle w:val="Hyperlink"/>

--- a/docs/developpement/phases/word/PHASE_08_RESULTATS_SUR_LES_VRAIES_VENTES.docx
+++ b/docs/developpement/phases/word/PHASE_08_RESULTATS_SUR_LES_VRAIES_VENTES.docx
@@ -20,7 +20,7 @@
       <w:r>
         <w:t xml:space="preserve">FlaiX Expert · dossier de développement · généré le 2026-10-04 depuis le dépôt </w:t>
       </w:r>
-      <w:hyperlink w:history="1" r:id="rId6vdr3fuhdiqtxo3nytiwp">
+      <w:hyperlink w:history="1" r:id="rIdqfxmcqinnzeuqztwegtrq">
         <w:r>
           <w:rPr>
             <w:rStyle w:val="Hyperlink"/>
@@ -699,7 +699,7 @@
           <w:numId w:val="2"/>
         </w:numPr>
       </w:pPr>
-      <w:hyperlink w:history="1" r:id="rId7whta-j4finfhvfz7kn5_">
+      <w:hyperlink w:history="1" r:id="rId8fr7uchs3kg2pmrsevfxx">
         <w:r>
           <w:rPr>
             <w:rStyle w:val="Hyperlink"/>
@@ -719,7 +719,7 @@
           <w:numId w:val="2"/>
         </w:numPr>
       </w:pPr>
-      <w:hyperlink w:history="1" r:id="rIdkm7arnpwybc4quhsqfnsu">
+      <w:hyperlink w:history="1" r:id="rIdnhwfcacmk3jwqtmbzu0f3">
         <w:r>
           <w:rPr>
             <w:rStyle w:val="Hyperlink"/>
@@ -739,7 +739,7 @@
           <w:numId w:val="2"/>
         </w:numPr>
       </w:pPr>
-      <w:hyperlink w:history="1" r:id="rIdke8sgmne1avy1eyrk-lri">
+      <w:hyperlink w:history="1" r:id="rIdjrpbqyjbo-hgd4hd_ojr_">
         <w:r>
           <w:rPr>
             <w:rStyle w:val="Hyperlink"/>
@@ -787,7 +787,7 @@
       <w:r>
         <w:t xml:space="preserve"> — créé — </w:t>
       </w:r>
-      <w:hyperlink w:history="1" r:id="rIdnctbvnsar0yj_noqxk4io">
+      <w:hyperlink w:history="1" r:id="rIdi6mvctni0owykhqs8lqwj">
         <w:r>
           <w:rPr>
             <w:rStyle w:val="Hyperlink"/>
@@ -816,7 +816,7 @@
       <w:r>
         <w:t xml:space="preserve"> — créé — </w:t>
       </w:r>
-      <w:hyperlink w:history="1" r:id="rIdvan5azdxtwre4gewauphd">
+      <w:hyperlink w:history="1" r:id="rId4pm08avmtgiac3q2rgji-">
         <w:r>
           <w:rPr>
             <w:rStyle w:val="Hyperlink"/>
@@ -853,7 +853,7 @@
       <w:r>
         <w:t xml:space="preserve"> — modifié — </w:t>
       </w:r>
-      <w:hyperlink w:history="1" r:id="rId2ghtwknfqsjngmggw0n3t">
+      <w:hyperlink w:history="1" r:id="rIdcodz5ih7v3lzjlj1uu9ah">
         <w:r>
           <w:rPr>
             <w:rStyle w:val="Hyperlink"/>
@@ -882,7 +882,7 @@
       <w:r>
         <w:t xml:space="preserve"> — modifié — </w:t>
       </w:r>
-      <w:hyperlink w:history="1" r:id="rIdn5cwcm4j13s6u1_eq80av">
+      <w:hyperlink w:history="1" r:id="rIdjuexjn9gturzuidcs0aun">
         <w:r>
           <w:rPr>
             <w:rStyle w:val="Hyperlink"/>
@@ -911,7 +911,7 @@
       <w:r>
         <w:t xml:space="preserve"> — créé — </w:t>
       </w:r>
-      <w:hyperlink w:history="1" r:id="rId_fyjhjgq8ey2g3le9vpua">
+      <w:hyperlink w:history="1" r:id="rId0rmbctywyvp4mpy7kv4lj">
         <w:r>
           <w:rPr>
             <w:rStyle w:val="Hyperlink"/>
@@ -948,7 +948,7 @@
       <w:r>
         <w:t xml:space="preserve"> — créé — </w:t>
       </w:r>
-      <w:hyperlink w:history="1" r:id="rIddvgyrmqvtbxai1lrsblo7">
+      <w:hyperlink w:history="1" r:id="rIdlt8snui6zxnqyvm7ig1fi">
         <w:r>
           <w:rPr>
             <w:rStyle w:val="Hyperlink"/>
@@ -977,7 +977,7 @@
       <w:r>
         <w:t xml:space="preserve"> — modifié — </w:t>
       </w:r>
-      <w:hyperlink w:history="1" r:id="rId1gqubjoctlbptokbqkrea">
+      <w:hyperlink w:history="1" r:id="rIddilvgt2efgoluh5xbdn6z">
         <w:r>
           <w:rPr>
             <w:rStyle w:val="Hyperlink"/>
@@ -1014,7 +1014,7 @@
       <w:r>
         <w:t xml:space="preserve"> — modifié — </w:t>
       </w:r>
-      <w:hyperlink w:history="1" r:id="rId6xgkwuu7b_-peatgd41rz">
+      <w:hyperlink w:history="1" r:id="rIdgmuhnkp3hrrdnw6rwpp-m">
         <w:r>
           <w:rPr>
             <w:rStyle w:val="Hyperlink"/>
@@ -1043,7 +1043,7 @@
       <w:r>
         <w:t xml:space="preserve"> — modifié — </w:t>
       </w:r>
-      <w:hyperlink w:history="1" r:id="rIdyh2mlt7zkoc339yibm0eo">
+      <w:hyperlink w:history="1" r:id="rId1361i_phhwjuqsn2tacaa">
         <w:r>
           <w:rPr>
             <w:rStyle w:val="Hyperlink"/>
@@ -1072,7 +1072,7 @@
       <w:r>
         <w:t xml:space="preserve"> — créé — </w:t>
       </w:r>
-      <w:hyperlink w:history="1" r:id="rIdhyyyie_foassq72cpqr7w">
+      <w:hyperlink w:history="1" r:id="rIdiyecdhw4hjjdyjtx-kuix">
         <w:r>
           <w:rPr>
             <w:rStyle w:val="Hyperlink"/>
@@ -1101,7 +1101,7 @@
       <w:r>
         <w:t xml:space="preserve"> — créé — </w:t>
       </w:r>
-      <w:hyperlink w:history="1" r:id="rIdahgxolvdfwscdfkhhvl5g">
+      <w:hyperlink w:history="1" r:id="rIdhy0qyub0g-zqf3c4yd5ih">
         <w:r>
           <w:rPr>
             <w:rStyle w:val="Hyperlink"/>
@@ -1130,7 +1130,7 @@
       <w:r>
         <w:t xml:space="preserve"> — créé — </w:t>
       </w:r>
-      <w:hyperlink w:history="1" r:id="rIds-y6szqj3ijxm1gvcs5zw">
+      <w:hyperlink w:history="1" r:id="rIdwxlkrewwgxqlkfrfkmifk">
         <w:r>
           <w:rPr>
             <w:rStyle w:val="Hyperlink"/>
@@ -1167,7 +1167,7 @@
       <w:r>
         <w:t xml:space="preserve"> — modifié — </w:t>
       </w:r>
-      <w:hyperlink w:history="1" r:id="rIdrpac67trzyul7ym_mv0if">
+      <w:hyperlink w:history="1" r:id="rIdhqrzhmyi-8qhv4_lwyghh">
         <w:r>
           <w:rPr>
             <w:rStyle w:val="Hyperlink"/>
@@ -1196,7 +1196,7 @@
       <w:r>
         <w:t xml:space="preserve"> — modifié — </w:t>
       </w:r>
-      <w:hyperlink w:history="1" r:id="rIdhzcn_g4qs54otjssbmctq">
+      <w:hyperlink w:history="1" r:id="rIdkpidpr72kzwj7ihify_qd">
         <w:r>
           <w:rPr>
             <w:rStyle w:val="Hyperlink"/>

--- a/docs/developpement/phases/word/PHASE_08_RESULTATS_SUR_LES_VRAIES_VENTES.docx
+++ b/docs/developpement/phases/word/PHASE_08_RESULTATS_SUR_LES_VRAIES_VENTES.docx
@@ -20,7 +20,7 @@
       <w:r>
         <w:t xml:space="preserve">FlaiX Expert · dossier de développement · généré le 2026-10-04 depuis le dépôt </w:t>
       </w:r>
-      <w:hyperlink w:history="1" r:id="rIdqfxmcqinnzeuqztwegtrq">
+      <w:hyperlink w:history="1" r:id="rIds6bmcjqnnv_hwc_ndwzvx">
         <w:r>
           <w:rPr>
             <w:rStyle w:val="Hyperlink"/>
@@ -699,7 +699,7 @@
           <w:numId w:val="2"/>
         </w:numPr>
       </w:pPr>
-      <w:hyperlink w:history="1" r:id="rId8fr7uchs3kg2pmrsevfxx">
+      <w:hyperlink w:history="1" r:id="rId-ihlp_2ouufx2xoiock1p">
         <w:r>
           <w:rPr>
             <w:rStyle w:val="Hyperlink"/>
@@ -719,7 +719,7 @@
           <w:numId w:val="2"/>
         </w:numPr>
       </w:pPr>
-      <w:hyperlink w:history="1" r:id="rIdnhwfcacmk3jwqtmbzu0f3">
+      <w:hyperlink w:history="1" r:id="rIda_bupknzshoimjjkpzqky">
         <w:r>
           <w:rPr>
             <w:rStyle w:val="Hyperlink"/>
@@ -739,7 +739,7 @@
           <w:numId w:val="2"/>
         </w:numPr>
       </w:pPr>
-      <w:hyperlink w:history="1" r:id="rIdjrpbqyjbo-hgd4hd_ojr_">
+      <w:hyperlink w:history="1" r:id="rIdjooi1ftu1bck_akdxtd0_">
         <w:r>
           <w:rPr>
             <w:rStyle w:val="Hyperlink"/>
@@ -787,7 +787,7 @@
       <w:r>
         <w:t xml:space="preserve"> — créé — </w:t>
       </w:r>
-      <w:hyperlink w:history="1" r:id="rIdi6mvctni0owykhqs8lqwj">
+      <w:hyperlink w:history="1" r:id="rIdseosrl-7bzsr5qfxyfpr6">
         <w:r>
           <w:rPr>
             <w:rStyle w:val="Hyperlink"/>
@@ -816,7 +816,7 @@
       <w:r>
         <w:t xml:space="preserve"> — créé — </w:t>
       </w:r>
-      <w:hyperlink w:history="1" r:id="rId4pm08avmtgiac3q2rgji-">
+      <w:hyperlink w:history="1" r:id="rIdf49c5toch2-y15jghizbv">
         <w:r>
           <w:rPr>
             <w:rStyle w:val="Hyperlink"/>
@@ -853,7 +853,7 @@
       <w:r>
         <w:t xml:space="preserve"> — modifié — </w:t>
       </w:r>
-      <w:hyperlink w:history="1" r:id="rIdcodz5ih7v3lzjlj1uu9ah">
+      <w:hyperlink w:history="1" r:id="rIdwys6pjcj2a2qi7s5lc3dn">
         <w:r>
           <w:rPr>
             <w:rStyle w:val="Hyperlink"/>
@@ -882,7 +882,7 @@
       <w:r>
         <w:t xml:space="preserve"> — modifié — </w:t>
       </w:r>
-      <w:hyperlink w:history="1" r:id="rIdjuexjn9gturzuidcs0aun">
+      <w:hyperlink w:history="1" r:id="rIdqesnqkviyb3uxdyrc1n28">
         <w:r>
           <w:rPr>
             <w:rStyle w:val="Hyperlink"/>
@@ -911,7 +911,7 @@
       <w:r>
         <w:t xml:space="preserve"> — créé — </w:t>
       </w:r>
-      <w:hyperlink w:history="1" r:id="rId0rmbctywyvp4mpy7kv4lj">
+      <w:hyperlink w:history="1" r:id="rIdtfmwa6qe-jtmzp0bksq_c">
         <w:r>
           <w:rPr>
             <w:rStyle w:val="Hyperlink"/>
@@ -948,7 +948,7 @@
       <w:r>
         <w:t xml:space="preserve"> — créé — </w:t>
       </w:r>
-      <w:hyperlink w:history="1" r:id="rIdlt8snui6zxnqyvm7ig1fi">
+      <w:hyperlink w:history="1" r:id="rIdlwv21d4q4fspwu9txbxls">
         <w:r>
           <w:rPr>
             <w:rStyle w:val="Hyperlink"/>
@@ -977,7 +977,7 @@
       <w:r>
         <w:t xml:space="preserve"> — modifié — </w:t>
       </w:r>
-      <w:hyperlink w:history="1" r:id="rIddilvgt2efgoluh5xbdn6z">
+      <w:hyperlink w:history="1" r:id="rIdnvkeqblxlqlsrw9upzwfg">
         <w:r>
           <w:rPr>
             <w:rStyle w:val="Hyperlink"/>
@@ -1014,7 +1014,7 @@
       <w:r>
         <w:t xml:space="preserve"> — modifié — </w:t>
       </w:r>
-      <w:hyperlink w:history="1" r:id="rIdgmuhnkp3hrrdnw6rwpp-m">
+      <w:hyperlink w:history="1" r:id="rIdx27y8zl06y52unk8rvu2f">
         <w:r>
           <w:rPr>
             <w:rStyle w:val="Hyperlink"/>
@@ -1043,7 +1043,7 @@
       <w:r>
         <w:t xml:space="preserve"> — modifié — </w:t>
       </w:r>
-      <w:hyperlink w:history="1" r:id="rId1361i_phhwjuqsn2tacaa">
+      <w:hyperlink w:history="1" r:id="rIdp9sen7vivpacrxgljxhsy">
         <w:r>
           <w:rPr>
             <w:rStyle w:val="Hyperlink"/>
@@ -1072,7 +1072,7 @@
       <w:r>
         <w:t xml:space="preserve"> — créé — </w:t>
       </w:r>
-      <w:hyperlink w:history="1" r:id="rIdiyecdhw4hjjdyjtx-kuix">
+      <w:hyperlink w:history="1" r:id="rIdg0tds9udwqrikpnlg3llg">
         <w:r>
           <w:rPr>
             <w:rStyle w:val="Hyperlink"/>
@@ -1101,7 +1101,7 @@
       <w:r>
         <w:t xml:space="preserve"> — créé — </w:t>
       </w:r>
-      <w:hyperlink w:history="1" r:id="rIdhy0qyub0g-zqf3c4yd5ih">
+      <w:hyperlink w:history="1" r:id="rIdmbmiij_kfeogiwcujqgsr">
         <w:r>
           <w:rPr>
             <w:rStyle w:val="Hyperlink"/>
@@ -1130,7 +1130,7 @@
       <w:r>
         <w:t xml:space="preserve"> — créé — </w:t>
       </w:r>
-      <w:hyperlink w:history="1" r:id="rIdwxlkrewwgxqlkfrfkmifk">
+      <w:hyperlink w:history="1" r:id="rIdb6g9h6u6lngklhu2-hguo">
         <w:r>
           <w:rPr>
             <w:rStyle w:val="Hyperlink"/>
@@ -1167,7 +1167,7 @@
       <w:r>
         <w:t xml:space="preserve"> — modifié — </w:t>
       </w:r>
-      <w:hyperlink w:history="1" r:id="rIdhqrzhmyi-8qhv4_lwyghh">
+      <w:hyperlink w:history="1" r:id="rId4xpzpo9rlctupetb7sqsi">
         <w:r>
           <w:rPr>
             <w:rStyle w:val="Hyperlink"/>
@@ -1196,7 +1196,7 @@
       <w:r>
         <w:t xml:space="preserve"> — modifié — </w:t>
       </w:r>
-      <w:hyperlink w:history="1" r:id="rIdkpidpr72kzwj7ihify_qd">
+      <w:hyperlink w:history="1" r:id="rIdcf1sxqntxxkvclrne58gh">
         <w:r>
           <w:rPr>
             <w:rStyle w:val="Hyperlink"/>
@@ -1240,7 +1240,7 @@
           <w:b/>
           <w:bCs/>
         </w:rPr>
-        <w:t xml:space="preserve">Résultats — le dernier match, comparé au précédent</w:t>
+        <w:t xml:space="preserve">Résultats — le dernier événement, comparé au précédent</w:t>
       </w:r>
     </w:p>
     <w:p>
@@ -1252,7 +1252,7 @@
         </w:numPr>
       </w:pPr>
       <w:r>
-        <w:t xml:space="preserve">par défaut : le match le plus récent, comparé au précédent qui a des ventes</w:t>
+        <w:t xml:space="preserve">par défaut : l'événement le plus récent, comparé au précédent qui a des ventes</w:t>
       </w:r>
     </w:p>
     <w:p>
@@ -1300,7 +1300,7 @@
         </w:numPr>
       </w:pPr>
       <w:r>
-        <w:t xml:space="preserve">le match précédent se choisit ; ses chiffres et son CA par spectateur</w:t>
+        <w:t xml:space="preserve">l'événement précédent se choisit ; ses chiffres et son CA par spectateur</w:t>
       </w:r>
     </w:p>
     <w:p>

--- a/docs/developpement/phases/word/PHASE_08_RESULTATS_SUR_LES_VRAIES_VENTES.docx
+++ b/docs/developpement/phases/word/PHASE_08_RESULTATS_SUR_LES_VRAIES_VENTES.docx
@@ -20,7 +20,7 @@
       <w:r>
         <w:t xml:space="preserve">FlaiX Expert · dossier de développement · généré le 2026-10-04 depuis le dépôt </w:t>
       </w:r>
-      <w:hyperlink w:history="1" r:id="rIds6bmcjqnnv_hwc_ndwzvx">
+      <w:hyperlink w:history="1" r:id="rIdpxokfqsrsey5jz3ttspoo">
         <w:r>
           <w:rPr>
             <w:rStyle w:val="Hyperlink"/>
@@ -699,7 +699,7 @@
           <w:numId w:val="2"/>
         </w:numPr>
       </w:pPr>
-      <w:hyperlink w:history="1" r:id="rId-ihlp_2ouufx2xoiock1p">
+      <w:hyperlink w:history="1" r:id="rIdztx_umf0ocxo09xmkwe5p">
         <w:r>
           <w:rPr>
             <w:rStyle w:val="Hyperlink"/>
@@ -719,7 +719,7 @@
           <w:numId w:val="2"/>
         </w:numPr>
       </w:pPr>
-      <w:hyperlink w:history="1" r:id="rIda_bupknzshoimjjkpzqky">
+      <w:hyperlink w:history="1" r:id="rIdgmdo7qzse6rvdu8lzp8yp">
         <w:r>
           <w:rPr>
             <w:rStyle w:val="Hyperlink"/>
@@ -739,7 +739,7 @@
           <w:numId w:val="2"/>
         </w:numPr>
       </w:pPr>
-      <w:hyperlink w:history="1" r:id="rIdjooi1ftu1bck_akdxtd0_">
+      <w:hyperlink w:history="1" r:id="rIdxz8ykmzbhnkovjwfu4fnc">
         <w:r>
           <w:rPr>
             <w:rStyle w:val="Hyperlink"/>
@@ -787,7 +787,7 @@
       <w:r>
         <w:t xml:space="preserve"> — créé — </w:t>
       </w:r>
-      <w:hyperlink w:history="1" r:id="rIdseosrl-7bzsr5qfxyfpr6">
+      <w:hyperlink w:history="1" r:id="rIdgwtkk9e0nezpnvh5b6pev">
         <w:r>
           <w:rPr>
             <w:rStyle w:val="Hyperlink"/>
@@ -816,7 +816,7 @@
       <w:r>
         <w:t xml:space="preserve"> — créé — </w:t>
       </w:r>
-      <w:hyperlink w:history="1" r:id="rIdf49c5toch2-y15jghizbv">
+      <w:hyperlink w:history="1" r:id="rIduyxsld1j5y55tf3lyf41o">
         <w:r>
           <w:rPr>
             <w:rStyle w:val="Hyperlink"/>
@@ -853,7 +853,7 @@
       <w:r>
         <w:t xml:space="preserve"> — modifié — </w:t>
       </w:r>
-      <w:hyperlink w:history="1" r:id="rIdwys6pjcj2a2qi7s5lc3dn">
+      <w:hyperlink w:history="1" r:id="rId5sf4r-olhzikpftqu_dmd">
         <w:r>
           <w:rPr>
             <w:rStyle w:val="Hyperlink"/>
@@ -882,7 +882,7 @@
       <w:r>
         <w:t xml:space="preserve"> — modifié — </w:t>
       </w:r>
-      <w:hyperlink w:history="1" r:id="rIdqesnqkviyb3uxdyrc1n28">
+      <w:hyperlink w:history="1" r:id="rIds34zgkry8kwwj0bbcu06r">
         <w:r>
           <w:rPr>
             <w:rStyle w:val="Hyperlink"/>
@@ -911,7 +911,7 @@
       <w:r>
         <w:t xml:space="preserve"> — créé — </w:t>
       </w:r>
-      <w:hyperlink w:history="1" r:id="rIdtfmwa6qe-jtmzp0bksq_c">
+      <w:hyperlink w:history="1" r:id="rIdykufrjt317jp9bcjldp0t">
         <w:r>
           <w:rPr>
             <w:rStyle w:val="Hyperlink"/>
@@ -948,7 +948,7 @@
       <w:r>
         <w:t xml:space="preserve"> — créé — </w:t>
       </w:r>
-      <w:hyperlink w:history="1" r:id="rIdlwv21d4q4fspwu9txbxls">
+      <w:hyperlink w:history="1" r:id="rIdaf4kxnbm25fxudauvsanh">
         <w:r>
           <w:rPr>
             <w:rStyle w:val="Hyperlink"/>
@@ -977,7 +977,7 @@
       <w:r>
         <w:t xml:space="preserve"> — modifié — </w:t>
       </w:r>
-      <w:hyperlink w:history="1" r:id="rIdnvkeqblxlqlsrw9upzwfg">
+      <w:hyperlink w:history="1" r:id="rIddspitqtfgngb_28mrvzea">
         <w:r>
           <w:rPr>
             <w:rStyle w:val="Hyperlink"/>
@@ -1014,7 +1014,7 @@
       <w:r>
         <w:t xml:space="preserve"> — modifié — </w:t>
       </w:r>
-      <w:hyperlink w:history="1" r:id="rIdx27y8zl06y52unk8rvu2f">
+      <w:hyperlink w:history="1" r:id="rIdwhyd_athnm38wg_e277mr">
         <w:r>
           <w:rPr>
             <w:rStyle w:val="Hyperlink"/>
@@ -1043,7 +1043,7 @@
       <w:r>
         <w:t xml:space="preserve"> — modifié — </w:t>
       </w:r>
-      <w:hyperlink w:history="1" r:id="rIdp9sen7vivpacrxgljxhsy">
+      <w:hyperlink w:history="1" r:id="rIdk7j8gu6fo0oqj5mkxlces">
         <w:r>
           <w:rPr>
             <w:rStyle w:val="Hyperlink"/>
@@ -1072,7 +1072,7 @@
       <w:r>
         <w:t xml:space="preserve"> — créé — </w:t>
       </w:r>
-      <w:hyperlink w:history="1" r:id="rIdg0tds9udwqrikpnlg3llg">
+      <w:hyperlink w:history="1" r:id="rIdg4krz4ai96tuczd7-flup">
         <w:r>
           <w:rPr>
             <w:rStyle w:val="Hyperlink"/>
@@ -1101,7 +1101,7 @@
       <w:r>
         <w:t xml:space="preserve"> — créé — </w:t>
       </w:r>
-      <w:hyperlink w:history="1" r:id="rIdmbmiij_kfeogiwcujqgsr">
+      <w:hyperlink w:history="1" r:id="rIdthzvc9ufa7n6uqrxwurg5">
         <w:r>
           <w:rPr>
             <w:rStyle w:val="Hyperlink"/>
@@ -1130,7 +1130,7 @@
       <w:r>
         <w:t xml:space="preserve"> — créé — </w:t>
       </w:r>
-      <w:hyperlink w:history="1" r:id="rIdb6g9h6u6lngklhu2-hguo">
+      <w:hyperlink w:history="1" r:id="rIdjmex3bkggpn0kbsi0huc5">
         <w:r>
           <w:rPr>
             <w:rStyle w:val="Hyperlink"/>
@@ -1167,7 +1167,7 @@
       <w:r>
         <w:t xml:space="preserve"> — modifié — </w:t>
       </w:r>
-      <w:hyperlink w:history="1" r:id="rId4xpzpo9rlctupetb7sqsi">
+      <w:hyperlink w:history="1" r:id="rId5e4fkbmit-ea2413kfjkk">
         <w:r>
           <w:rPr>
             <w:rStyle w:val="Hyperlink"/>
@@ -1196,7 +1196,7 @@
       <w:r>
         <w:t xml:space="preserve"> — modifié — </w:t>
       </w:r>
-      <w:hyperlink w:history="1" r:id="rIdcf1sxqntxxkvclrne58gh">
+      <w:hyperlink w:history="1" r:id="rIdu3eq0poufprzpatilht8a">
         <w:r>
           <w:rPr>
             <w:rStyle w:val="Hyperlink"/>

--- a/docs/developpement/phases/word/PHASE_08_RESULTATS_SUR_LES_VRAIES_VENTES.docx
+++ b/docs/developpement/phases/word/PHASE_08_RESULTATS_SUR_LES_VRAIES_VENTES.docx
@@ -20,7 +20,7 @@
       <w:r>
         <w:t xml:space="preserve">FlaiX Expert · dossier de développement · généré le 2026-10-04 depuis le dépôt </w:t>
       </w:r>
-      <w:hyperlink w:history="1" r:id="rIdpxokfqsrsey5jz3ttspoo">
+      <w:hyperlink w:history="1" r:id="rIdz5ivjh12l0tulxn8wggdr">
         <w:r>
           <w:rPr>
             <w:rStyle w:val="Hyperlink"/>
@@ -699,7 +699,7 @@
           <w:numId w:val="2"/>
         </w:numPr>
       </w:pPr>
-      <w:hyperlink w:history="1" r:id="rIdztx_umf0ocxo09xmkwe5p">
+      <w:hyperlink w:history="1" r:id="rIdzcmuk12whtes85gy0uh5a">
         <w:r>
           <w:rPr>
             <w:rStyle w:val="Hyperlink"/>
@@ -719,7 +719,7 @@
           <w:numId w:val="2"/>
         </w:numPr>
       </w:pPr>
-      <w:hyperlink w:history="1" r:id="rIdgmdo7qzse6rvdu8lzp8yp">
+      <w:hyperlink w:history="1" r:id="rIdvugnzndymegk6zk7x9-7o">
         <w:r>
           <w:rPr>
             <w:rStyle w:val="Hyperlink"/>
@@ -739,7 +739,7 @@
           <w:numId w:val="2"/>
         </w:numPr>
       </w:pPr>
-      <w:hyperlink w:history="1" r:id="rIdxz8ykmzbhnkovjwfu4fnc">
+      <w:hyperlink w:history="1" r:id="rId2adlp8ixvm4ss9yja_fdw">
         <w:r>
           <w:rPr>
             <w:rStyle w:val="Hyperlink"/>
@@ -787,7 +787,7 @@
       <w:r>
         <w:t xml:space="preserve"> — créé — </w:t>
       </w:r>
-      <w:hyperlink w:history="1" r:id="rIdgwtkk9e0nezpnvh5b6pev">
+      <w:hyperlink w:history="1" r:id="rIdjqep7wjymgntxhho49hlt">
         <w:r>
           <w:rPr>
             <w:rStyle w:val="Hyperlink"/>
@@ -816,7 +816,7 @@
       <w:r>
         <w:t xml:space="preserve"> — créé — </w:t>
       </w:r>
-      <w:hyperlink w:history="1" r:id="rIduyxsld1j5y55tf3lyf41o">
+      <w:hyperlink w:history="1" r:id="rIdkb98n8cvz9k5ab1g_udrn">
         <w:r>
           <w:rPr>
             <w:rStyle w:val="Hyperlink"/>
@@ -853,7 +853,7 @@
       <w:r>
         <w:t xml:space="preserve"> — modifié — </w:t>
       </w:r>
-      <w:hyperlink w:history="1" r:id="rId5sf4r-olhzikpftqu_dmd">
+      <w:hyperlink w:history="1" r:id="rId0csuztg34brk-bueoqxwy">
         <w:r>
           <w:rPr>
             <w:rStyle w:val="Hyperlink"/>
@@ -882,7 +882,7 @@
       <w:r>
         <w:t xml:space="preserve"> — modifié — </w:t>
       </w:r>
-      <w:hyperlink w:history="1" r:id="rIds34zgkry8kwwj0bbcu06r">
+      <w:hyperlink w:history="1" r:id="rId49sk28ris3yzgssqpgbbw">
         <w:r>
           <w:rPr>
             <w:rStyle w:val="Hyperlink"/>
@@ -911,7 +911,7 @@
       <w:r>
         <w:t xml:space="preserve"> — créé — </w:t>
       </w:r>
-      <w:hyperlink w:history="1" r:id="rIdykufrjt317jp9bcjldp0t">
+      <w:hyperlink w:history="1" r:id="rId_dxl39xradtrik926vl0s">
         <w:r>
           <w:rPr>
             <w:rStyle w:val="Hyperlink"/>
@@ -948,7 +948,7 @@
       <w:r>
         <w:t xml:space="preserve"> — créé — </w:t>
       </w:r>
-      <w:hyperlink w:history="1" r:id="rIdaf4kxnbm25fxudauvsanh">
+      <w:hyperlink w:history="1" r:id="rIdmkvoo6aiic-87ryazonud">
         <w:r>
           <w:rPr>
             <w:rStyle w:val="Hyperlink"/>
@@ -977,7 +977,7 @@
       <w:r>
         <w:t xml:space="preserve"> — modifié — </w:t>
       </w:r>
-      <w:hyperlink w:history="1" r:id="rIddspitqtfgngb_28mrvzea">
+      <w:hyperlink w:history="1" r:id="rIdqkdffhr5xqavifuxr4jcy">
         <w:r>
           <w:rPr>
             <w:rStyle w:val="Hyperlink"/>
@@ -1014,7 +1014,7 @@
       <w:r>
         <w:t xml:space="preserve"> — modifié — </w:t>
       </w:r>
-      <w:hyperlink w:history="1" r:id="rIdwhyd_athnm38wg_e277mr">
+      <w:hyperlink w:history="1" r:id="rId5zmmai8-twmnqeicckhwr">
         <w:r>
           <w:rPr>
             <w:rStyle w:val="Hyperlink"/>
@@ -1043,7 +1043,7 @@
       <w:r>
         <w:t xml:space="preserve"> — modifié — </w:t>
       </w:r>
-      <w:hyperlink w:history="1" r:id="rIdk7j8gu6fo0oqj5mkxlces">
+      <w:hyperlink w:history="1" r:id="rIdghnrbydknkvgxshwy0hzg">
         <w:r>
           <w:rPr>
             <w:rStyle w:val="Hyperlink"/>
@@ -1072,7 +1072,7 @@
       <w:r>
         <w:t xml:space="preserve"> — créé — </w:t>
       </w:r>
-      <w:hyperlink w:history="1" r:id="rIdg4krz4ai96tuczd7-flup">
+      <w:hyperlink w:history="1" r:id="rIdviyikqp80t48ia1qbjvhs">
         <w:r>
           <w:rPr>
             <w:rStyle w:val="Hyperlink"/>
@@ -1101,7 +1101,7 @@
       <w:r>
         <w:t xml:space="preserve"> — créé — </w:t>
       </w:r>
-      <w:hyperlink w:history="1" r:id="rIdthzvc9ufa7n6uqrxwurg5">
+      <w:hyperlink w:history="1" r:id="rId49hx-pobquwdyxtg4cln1">
         <w:r>
           <w:rPr>
             <w:rStyle w:val="Hyperlink"/>
@@ -1130,7 +1130,7 @@
       <w:r>
         <w:t xml:space="preserve"> — créé — </w:t>
       </w:r>
-      <w:hyperlink w:history="1" r:id="rIdjmex3bkggpn0kbsi0huc5">
+      <w:hyperlink w:history="1" r:id="rIdsz35ejncdeqzisblymvl1">
         <w:r>
           <w:rPr>
             <w:rStyle w:val="Hyperlink"/>
@@ -1167,7 +1167,7 @@
       <w:r>
         <w:t xml:space="preserve"> — modifié — </w:t>
       </w:r>
-      <w:hyperlink w:history="1" r:id="rId5e4fkbmit-ea2413kfjkk">
+      <w:hyperlink w:history="1" r:id="rIdy2ceu7tux6t6o2nbcyi5a">
         <w:r>
           <w:rPr>
             <w:rStyle w:val="Hyperlink"/>
@@ -1196,7 +1196,7 @@
       <w:r>
         <w:t xml:space="preserve"> — modifié — </w:t>
       </w:r>
-      <w:hyperlink w:history="1" r:id="rIdu3eq0poufprzpatilht8a">
+      <w:hyperlink w:history="1" r:id="rIdij6ngamk53200fzorfhf5">
         <w:r>
           <w:rPr>
             <w:rStyle w:val="Hyperlink"/>

--- a/docs/developpement/phases/word/PHASE_08_RESULTATS_SUR_LES_VRAIES_VENTES.docx
+++ b/docs/developpement/phases/word/PHASE_08_RESULTATS_SUR_LES_VRAIES_VENTES.docx
@@ -20,7 +20,7 @@
       <w:r>
         <w:t xml:space="preserve">FlaiX Expert · dossier de développement · généré le 2026-10-04 depuis le dépôt </w:t>
       </w:r>
-      <w:hyperlink w:history="1" r:id="rIdz5ivjh12l0tulxn8wggdr">
+      <w:hyperlink w:history="1" r:id="rIdoy0rc7cog5ie50t2w8dqk">
         <w:r>
           <w:rPr>
             <w:rStyle w:val="Hyperlink"/>
@@ -699,7 +699,7 @@
           <w:numId w:val="2"/>
         </w:numPr>
       </w:pPr>
-      <w:hyperlink w:history="1" r:id="rIdzcmuk12whtes85gy0uh5a">
+      <w:hyperlink w:history="1" r:id="rIdcf3skmdso_5rpnezlgo-o">
         <w:r>
           <w:rPr>
             <w:rStyle w:val="Hyperlink"/>
@@ -719,7 +719,7 @@
           <w:numId w:val="2"/>
         </w:numPr>
       </w:pPr>
-      <w:hyperlink w:history="1" r:id="rIdvugnzndymegk6zk7x9-7o">
+      <w:hyperlink w:history="1" r:id="rIdcv8suglkpwejfwkbfqthl">
         <w:r>
           <w:rPr>
             <w:rStyle w:val="Hyperlink"/>
@@ -739,7 +739,7 @@
           <w:numId w:val="2"/>
         </w:numPr>
       </w:pPr>
-      <w:hyperlink w:history="1" r:id="rId2adlp8ixvm4ss9yja_fdw">
+      <w:hyperlink w:history="1" r:id="rIdnilemxdvk99btyfwa5xrf">
         <w:r>
           <w:rPr>
             <w:rStyle w:val="Hyperlink"/>
@@ -787,7 +787,7 @@
       <w:r>
         <w:t xml:space="preserve"> — créé — </w:t>
       </w:r>
-      <w:hyperlink w:history="1" r:id="rIdjqep7wjymgntxhho49hlt">
+      <w:hyperlink w:history="1" r:id="rId7zvdq0juxxrm32cxpiayr">
         <w:r>
           <w:rPr>
             <w:rStyle w:val="Hyperlink"/>
@@ -816,7 +816,7 @@
       <w:r>
         <w:t xml:space="preserve"> — créé — </w:t>
       </w:r>
-      <w:hyperlink w:history="1" r:id="rIdkb98n8cvz9k5ab1g_udrn">
+      <w:hyperlink w:history="1" r:id="rId5_p1scvg1acdoj4wiyrlh">
         <w:r>
           <w:rPr>
             <w:rStyle w:val="Hyperlink"/>
@@ -853,7 +853,7 @@
       <w:r>
         <w:t xml:space="preserve"> — modifié — </w:t>
       </w:r>
-      <w:hyperlink w:history="1" r:id="rId0csuztg34brk-bueoqxwy">
+      <w:hyperlink w:history="1" r:id="rIdr3uceffkjzkomyjtqhawm">
         <w:r>
           <w:rPr>
             <w:rStyle w:val="Hyperlink"/>
@@ -882,7 +882,7 @@
       <w:r>
         <w:t xml:space="preserve"> — modifié — </w:t>
       </w:r>
-      <w:hyperlink w:history="1" r:id="rId49sk28ris3yzgssqpgbbw">
+      <w:hyperlink w:history="1" r:id="rIdmzil_kz3yyfmsekqyap88">
         <w:r>
           <w:rPr>
             <w:rStyle w:val="Hyperlink"/>
@@ -911,7 +911,7 @@
       <w:r>
         <w:t xml:space="preserve"> — créé — </w:t>
       </w:r>
-      <w:hyperlink w:history="1" r:id="rId_dxl39xradtrik926vl0s">
+      <w:hyperlink w:history="1" r:id="rIdhxrf2i8dqkgijzgimgjzo">
         <w:r>
           <w:rPr>
             <w:rStyle w:val="Hyperlink"/>
@@ -948,7 +948,7 @@
       <w:r>
         <w:t xml:space="preserve"> — créé — </w:t>
       </w:r>
-      <w:hyperlink w:history="1" r:id="rIdmkvoo6aiic-87ryazonud">
+      <w:hyperlink w:history="1" r:id="rIdqrm0pxv8rl-c0prpx-qj7">
         <w:r>
           <w:rPr>
             <w:rStyle w:val="Hyperlink"/>
@@ -977,7 +977,7 @@
       <w:r>
         <w:t xml:space="preserve"> — modifié — </w:t>
       </w:r>
-      <w:hyperlink w:history="1" r:id="rIdqkdffhr5xqavifuxr4jcy">
+      <w:hyperlink w:history="1" r:id="rIdhxnqqhqqbc0bfg1to1qqb">
         <w:r>
           <w:rPr>
             <w:rStyle w:val="Hyperlink"/>
@@ -1014,7 +1014,7 @@
       <w:r>
         <w:t xml:space="preserve"> — modifié — </w:t>
       </w:r>
-      <w:hyperlink w:history="1" r:id="rId5zmmai8-twmnqeicckhwr">
+      <w:hyperlink w:history="1" r:id="rIdsbusj2quuyskm6wkb41mv">
         <w:r>
           <w:rPr>
             <w:rStyle w:val="Hyperlink"/>
@@ -1043,7 +1043,7 @@
       <w:r>
         <w:t xml:space="preserve"> — modifié — </w:t>
       </w:r>
-      <w:hyperlink w:history="1" r:id="rIdghnrbydknkvgxshwy0hzg">
+      <w:hyperlink w:history="1" r:id="rIdmtpetivwmukaoxp-na2p6">
         <w:r>
           <w:rPr>
             <w:rStyle w:val="Hyperlink"/>
@@ -1072,7 +1072,7 @@
       <w:r>
         <w:t xml:space="preserve"> — créé — </w:t>
       </w:r>
-      <w:hyperlink w:history="1" r:id="rIdviyikqp80t48ia1qbjvhs">
+      <w:hyperlink w:history="1" r:id="rId5l_faxutdj0az0oiuawji">
         <w:r>
           <w:rPr>
             <w:rStyle w:val="Hyperlink"/>
@@ -1101,7 +1101,7 @@
       <w:r>
         <w:t xml:space="preserve"> — créé — </w:t>
       </w:r>
-      <w:hyperlink w:history="1" r:id="rId49hx-pobquwdyxtg4cln1">
+      <w:hyperlink w:history="1" r:id="rIdcu6lgpxgt8j3wi-udjct5">
         <w:r>
           <w:rPr>
             <w:rStyle w:val="Hyperlink"/>
@@ -1130,7 +1130,7 @@
       <w:r>
         <w:t xml:space="preserve"> — créé — </w:t>
       </w:r>
-      <w:hyperlink w:history="1" r:id="rIdsz35ejncdeqzisblymvl1">
+      <w:hyperlink w:history="1" r:id="rIddm9oavvpp93u8pdtukjsl">
         <w:r>
           <w:rPr>
             <w:rStyle w:val="Hyperlink"/>
@@ -1167,7 +1167,7 @@
       <w:r>
         <w:t xml:space="preserve"> — modifié — </w:t>
       </w:r>
-      <w:hyperlink w:history="1" r:id="rIdy2ceu7tux6t6o2nbcyi5a">
+      <w:hyperlink w:history="1" r:id="rId4ljna5th8-saxldurb5sl">
         <w:r>
           <w:rPr>
             <w:rStyle w:val="Hyperlink"/>
@@ -1196,7 +1196,7 @@
       <w:r>
         <w:t xml:space="preserve"> — modifié — </w:t>
       </w:r>
-      <w:hyperlink w:history="1" r:id="rIdij6ngamk53200fzorfhf5">
+      <w:hyperlink w:history="1" r:id="rId54nxka7bfxhymv96aqts-">
         <w:r>
           <w:rPr>
             <w:rStyle w:val="Hyperlink"/>

--- a/docs/developpement/phases/word/PHASE_08_RESULTATS_SUR_LES_VRAIES_VENTES.docx
+++ b/docs/developpement/phases/word/PHASE_08_RESULTATS_SUR_LES_VRAIES_VENTES.docx
@@ -20,7 +20,7 @@
       <w:r>
         <w:t xml:space="preserve">FlaiX Expert · dossier de développement · généré le 2026-10-04 depuis le dépôt </w:t>
       </w:r>
-      <w:hyperlink w:history="1" r:id="rIdoy0rc7cog5ie50t2w8dqk">
+      <w:hyperlink w:history="1" r:id="rIda6zod-dm1w7ha-wuigj76">
         <w:r>
           <w:rPr>
             <w:rStyle w:val="Hyperlink"/>
@@ -699,7 +699,7 @@
           <w:numId w:val="2"/>
         </w:numPr>
       </w:pPr>
-      <w:hyperlink w:history="1" r:id="rIdcf3skmdso_5rpnezlgo-o">
+      <w:hyperlink w:history="1" r:id="rIdhiuawq58rregbw50rtozf">
         <w:r>
           <w:rPr>
             <w:rStyle w:val="Hyperlink"/>
@@ -719,7 +719,7 @@
           <w:numId w:val="2"/>
         </w:numPr>
       </w:pPr>
-      <w:hyperlink w:history="1" r:id="rIdcv8suglkpwejfwkbfqthl">
+      <w:hyperlink w:history="1" r:id="rId79btkl8hvpsjaomgphg2m">
         <w:r>
           <w:rPr>
             <w:rStyle w:val="Hyperlink"/>
@@ -739,7 +739,7 @@
           <w:numId w:val="2"/>
         </w:numPr>
       </w:pPr>
-      <w:hyperlink w:history="1" r:id="rIdnilemxdvk99btyfwa5xrf">
+      <w:hyperlink w:history="1" r:id="rIduszkfso_duqpneddgmsl7">
         <w:r>
           <w:rPr>
             <w:rStyle w:val="Hyperlink"/>
@@ -787,7 +787,7 @@
       <w:r>
         <w:t xml:space="preserve"> — créé — </w:t>
       </w:r>
-      <w:hyperlink w:history="1" r:id="rId7zvdq0juxxrm32cxpiayr">
+      <w:hyperlink w:history="1" r:id="rIdlaym0vcxe9j18o000plyl">
         <w:r>
           <w:rPr>
             <w:rStyle w:val="Hyperlink"/>
@@ -816,7 +816,7 @@
       <w:r>
         <w:t xml:space="preserve"> — créé — </w:t>
       </w:r>
-      <w:hyperlink w:history="1" r:id="rId5_p1scvg1acdoj4wiyrlh">
+      <w:hyperlink w:history="1" r:id="rId2yy565xjfq5mo9q4436ko">
         <w:r>
           <w:rPr>
             <w:rStyle w:val="Hyperlink"/>
@@ -853,7 +853,7 @@
       <w:r>
         <w:t xml:space="preserve"> — modifié — </w:t>
       </w:r>
-      <w:hyperlink w:history="1" r:id="rIdr3uceffkjzkomyjtqhawm">
+      <w:hyperlink w:history="1" r:id="rIdjwqsqa6twv3i4s1ghd7g1">
         <w:r>
           <w:rPr>
             <w:rStyle w:val="Hyperlink"/>
@@ -882,7 +882,7 @@
       <w:r>
         <w:t xml:space="preserve"> — modifié — </w:t>
       </w:r>
-      <w:hyperlink w:history="1" r:id="rIdmzil_kz3yyfmsekqyap88">
+      <w:hyperlink w:history="1" r:id="rIdfcgwxvupjsngkg0dfxua2">
         <w:r>
           <w:rPr>
             <w:rStyle w:val="Hyperlink"/>
@@ -911,7 +911,7 @@
       <w:r>
         <w:t xml:space="preserve"> — créé — </w:t>
       </w:r>
-      <w:hyperlink w:history="1" r:id="rIdhxrf2i8dqkgijzgimgjzo">
+      <w:hyperlink w:history="1" r:id="rId0lilspxx0abl1aa-zrmdt">
         <w:r>
           <w:rPr>
             <w:rStyle w:val="Hyperlink"/>
@@ -948,7 +948,7 @@
       <w:r>
         <w:t xml:space="preserve"> — créé — </w:t>
       </w:r>
-      <w:hyperlink w:history="1" r:id="rIdqrm0pxv8rl-c0prpx-qj7">
+      <w:hyperlink w:history="1" r:id="rIdmuk7tv2obbygkkw6sguik">
         <w:r>
           <w:rPr>
             <w:rStyle w:val="Hyperlink"/>
@@ -977,7 +977,7 @@
       <w:r>
         <w:t xml:space="preserve"> — modifié — </w:t>
       </w:r>
-      <w:hyperlink w:history="1" r:id="rIdhxnqqhqqbc0bfg1to1qqb">
+      <w:hyperlink w:history="1" r:id="rIdngndlcd9-7mh3wjgcy7hv">
         <w:r>
           <w:rPr>
             <w:rStyle w:val="Hyperlink"/>
@@ -1014,7 +1014,7 @@
       <w:r>
         <w:t xml:space="preserve"> — modifié — </w:t>
       </w:r>
-      <w:hyperlink w:history="1" r:id="rIdsbusj2quuyskm6wkb41mv">
+      <w:hyperlink w:history="1" r:id="rIdmrowdl5339ju5xqtwbawy">
         <w:r>
           <w:rPr>
             <w:rStyle w:val="Hyperlink"/>
@@ -1043,7 +1043,7 @@
       <w:r>
         <w:t xml:space="preserve"> — modifié — </w:t>
       </w:r>
-      <w:hyperlink w:history="1" r:id="rIdmtpetivwmukaoxp-na2p6">
+      <w:hyperlink w:history="1" r:id="rIdjpou839ctvirqngu9kaye">
         <w:r>
           <w:rPr>
             <w:rStyle w:val="Hyperlink"/>
@@ -1072,7 +1072,7 @@
       <w:r>
         <w:t xml:space="preserve"> — créé — </w:t>
       </w:r>
-      <w:hyperlink w:history="1" r:id="rId5l_faxutdj0az0oiuawji">
+      <w:hyperlink w:history="1" r:id="rIdbdq9utelngkddkngmbfqs">
         <w:r>
           <w:rPr>
             <w:rStyle w:val="Hyperlink"/>
@@ -1101,7 +1101,7 @@
       <w:r>
         <w:t xml:space="preserve"> — créé — </w:t>
       </w:r>
-      <w:hyperlink w:history="1" r:id="rIdcu6lgpxgt8j3wi-udjct5">
+      <w:hyperlink w:history="1" r:id="rIdo-p57cjq3vr86x9kflapx">
         <w:r>
           <w:rPr>
             <w:rStyle w:val="Hyperlink"/>
@@ -1130,7 +1130,7 @@
       <w:r>
         <w:t xml:space="preserve"> — créé — </w:t>
       </w:r>
-      <w:hyperlink w:history="1" r:id="rIddm9oavvpp93u8pdtukjsl">
+      <w:hyperlink w:history="1" r:id="rIdyzpxmpbhknqpbpoeq7uub">
         <w:r>
           <w:rPr>
             <w:rStyle w:val="Hyperlink"/>
@@ -1167,7 +1167,7 @@
       <w:r>
         <w:t xml:space="preserve"> — modifié — </w:t>
       </w:r>
-      <w:hyperlink w:history="1" r:id="rId4ljna5th8-saxldurb5sl">
+      <w:hyperlink w:history="1" r:id="rIdgzqudhqopexcq5mtw7nzd">
         <w:r>
           <w:rPr>
             <w:rStyle w:val="Hyperlink"/>
@@ -1196,7 +1196,7 @@
       <w:r>
         <w:t xml:space="preserve"> — modifié — </w:t>
       </w:r>
-      <w:hyperlink w:history="1" r:id="rId54nxka7bfxhymv96aqts-">
+      <w:hyperlink w:history="1" r:id="rIdspd0x9y1nlh8muncpt7q9">
         <w:r>
           <w:rPr>
             <w:rStyle w:val="Hyperlink"/>

--- a/docs/developpement/phases/word/PHASE_08_RESULTATS_SUR_LES_VRAIES_VENTES.docx
+++ b/docs/developpement/phases/word/PHASE_08_RESULTATS_SUR_LES_VRAIES_VENTES.docx
@@ -20,7 +20,7 @@
       <w:r>
         <w:t xml:space="preserve">FlaiX Expert · dossier de développement · généré le 2026-10-04 depuis le dépôt </w:t>
       </w:r>
-      <w:hyperlink w:history="1" r:id="rIda6zod-dm1w7ha-wuigj76">
+      <w:hyperlink w:history="1" r:id="rIdcmyk0eg89uvo2wm26ikfa">
         <w:r>
           <w:rPr>
             <w:rStyle w:val="Hyperlink"/>
@@ -699,7 +699,7 @@
           <w:numId w:val="2"/>
         </w:numPr>
       </w:pPr>
-      <w:hyperlink w:history="1" r:id="rIdhiuawq58rregbw50rtozf">
+      <w:hyperlink w:history="1" r:id="rIdmbx-clgxxug5569ygdf2c">
         <w:r>
           <w:rPr>
             <w:rStyle w:val="Hyperlink"/>
@@ -719,7 +719,7 @@
           <w:numId w:val="2"/>
         </w:numPr>
       </w:pPr>
-      <w:hyperlink w:history="1" r:id="rId79btkl8hvpsjaomgphg2m">
+      <w:hyperlink w:history="1" r:id="rId3_hkfltq9zojmp-mu2iy1">
         <w:r>
           <w:rPr>
             <w:rStyle w:val="Hyperlink"/>
@@ -739,7 +739,7 @@
           <w:numId w:val="2"/>
         </w:numPr>
       </w:pPr>
-      <w:hyperlink w:history="1" r:id="rIduszkfso_duqpneddgmsl7">
+      <w:hyperlink w:history="1" r:id="rIdw5epdwgtokhvmbs6er5_k">
         <w:r>
           <w:rPr>
             <w:rStyle w:val="Hyperlink"/>
@@ -787,7 +787,7 @@
       <w:r>
         <w:t xml:space="preserve"> — créé — </w:t>
       </w:r>
-      <w:hyperlink w:history="1" r:id="rIdlaym0vcxe9j18o000plyl">
+      <w:hyperlink w:history="1" r:id="rIdd0xxxbqzfas03cbkvn74f">
         <w:r>
           <w:rPr>
             <w:rStyle w:val="Hyperlink"/>
@@ -816,7 +816,7 @@
       <w:r>
         <w:t xml:space="preserve"> — créé — </w:t>
       </w:r>
-      <w:hyperlink w:history="1" r:id="rId2yy565xjfq5mo9q4436ko">
+      <w:hyperlink w:history="1" r:id="rIdwted2wsqbba_crt-ymiad">
         <w:r>
           <w:rPr>
             <w:rStyle w:val="Hyperlink"/>
@@ -853,7 +853,7 @@
       <w:r>
         <w:t xml:space="preserve"> — modifié — </w:t>
       </w:r>
-      <w:hyperlink w:history="1" r:id="rIdjwqsqa6twv3i4s1ghd7g1">
+      <w:hyperlink w:history="1" r:id="rIdsaxr54eqe7h3kbpg468zr">
         <w:r>
           <w:rPr>
             <w:rStyle w:val="Hyperlink"/>
@@ -882,7 +882,7 @@
       <w:r>
         <w:t xml:space="preserve"> — modifié — </w:t>
       </w:r>
-      <w:hyperlink w:history="1" r:id="rIdfcgwxvupjsngkg0dfxua2">
+      <w:hyperlink w:history="1" r:id="rId6mncn4dsnads5im23x9aj">
         <w:r>
           <w:rPr>
             <w:rStyle w:val="Hyperlink"/>
@@ -911,7 +911,7 @@
       <w:r>
         <w:t xml:space="preserve"> — créé — </w:t>
       </w:r>
-      <w:hyperlink w:history="1" r:id="rId0lilspxx0abl1aa-zrmdt">
+      <w:hyperlink w:history="1" r:id="rId02xj5fnwavjydz4vqepxc">
         <w:r>
           <w:rPr>
             <w:rStyle w:val="Hyperlink"/>
@@ -948,7 +948,7 @@
       <w:r>
         <w:t xml:space="preserve"> — créé — </w:t>
       </w:r>
-      <w:hyperlink w:history="1" r:id="rIdmuk7tv2obbygkkw6sguik">
+      <w:hyperlink w:history="1" r:id="rId5iypkb3to1bpaocodwrg2">
         <w:r>
           <w:rPr>
             <w:rStyle w:val="Hyperlink"/>
@@ -977,7 +977,7 @@
       <w:r>
         <w:t xml:space="preserve"> — modifié — </w:t>
       </w:r>
-      <w:hyperlink w:history="1" r:id="rIdngndlcd9-7mh3wjgcy7hv">
+      <w:hyperlink w:history="1" r:id="rIddeqp4vbmy8lu6knf1mofe">
         <w:r>
           <w:rPr>
             <w:rStyle w:val="Hyperlink"/>
@@ -1014,7 +1014,7 @@
       <w:r>
         <w:t xml:space="preserve"> — modifié — </w:t>
       </w:r>
-      <w:hyperlink w:history="1" r:id="rIdmrowdl5339ju5xqtwbawy">
+      <w:hyperlink w:history="1" r:id="rId77gr-d9pmvbre29ls4kyo">
         <w:r>
           <w:rPr>
             <w:rStyle w:val="Hyperlink"/>
@@ -1043,7 +1043,7 @@
       <w:r>
         <w:t xml:space="preserve"> — modifié — </w:t>
       </w:r>
-      <w:hyperlink w:history="1" r:id="rIdjpou839ctvirqngu9kaye">
+      <w:hyperlink w:history="1" r:id="rIdq23l8lega2ozdycidgqmg">
         <w:r>
           <w:rPr>
             <w:rStyle w:val="Hyperlink"/>
@@ -1072,7 +1072,7 @@
       <w:r>
         <w:t xml:space="preserve"> — créé — </w:t>
       </w:r>
-      <w:hyperlink w:history="1" r:id="rIdbdq9utelngkddkngmbfqs">
+      <w:hyperlink w:history="1" r:id="rIdquapmdcntlcv4ygjpg4ua">
         <w:r>
           <w:rPr>
             <w:rStyle w:val="Hyperlink"/>
@@ -1101,7 +1101,7 @@
       <w:r>
         <w:t xml:space="preserve"> — créé — </w:t>
       </w:r>
-      <w:hyperlink w:history="1" r:id="rIdo-p57cjq3vr86x9kflapx">
+      <w:hyperlink w:history="1" r:id="rIdl6bj1dbj7hfetlpvm7ihf">
         <w:r>
           <w:rPr>
             <w:rStyle w:val="Hyperlink"/>
@@ -1130,7 +1130,7 @@
       <w:r>
         <w:t xml:space="preserve"> — créé — </w:t>
       </w:r>
-      <w:hyperlink w:history="1" r:id="rIdyzpxmpbhknqpbpoeq7uub">
+      <w:hyperlink w:history="1" r:id="rId5hqmmi-kdcnppbydv97ns">
         <w:r>
           <w:rPr>
             <w:rStyle w:val="Hyperlink"/>
@@ -1167,7 +1167,7 @@
       <w:r>
         <w:t xml:space="preserve"> — modifié — </w:t>
       </w:r>
-      <w:hyperlink w:history="1" r:id="rIdgzqudhqopexcq5mtw7nzd">
+      <w:hyperlink w:history="1" r:id="rIdapybv4s2ubxzjqatbis-r">
         <w:r>
           <w:rPr>
             <w:rStyle w:val="Hyperlink"/>
@@ -1196,7 +1196,7 @@
       <w:r>
         <w:t xml:space="preserve"> — modifié — </w:t>
       </w:r>
-      <w:hyperlink w:history="1" r:id="rIdspd0x9y1nlh8muncpt7q9">
+      <w:hyperlink w:history="1" r:id="rIdu95peczeano63q7benifl">
         <w:r>
           <w:rPr>
             <w:rStyle w:val="Hyperlink"/>

--- a/docs/developpement/phases/word/PHASE_08_RESULTATS_SUR_LES_VRAIES_VENTES.docx
+++ b/docs/developpement/phases/word/PHASE_08_RESULTATS_SUR_LES_VRAIES_VENTES.docx
@@ -20,7 +20,7 @@
       <w:r>
         <w:t xml:space="preserve">FlaiX Expert · dossier de développement · généré le 2026-10-04 depuis le dépôt </w:t>
       </w:r>
-      <w:hyperlink w:history="1" r:id="rIdcmyk0eg89uvo2wm26ikfa">
+      <w:hyperlink w:history="1" r:id="rIdafeagazdyk7b4we4h_kmu">
         <w:r>
           <w:rPr>
             <w:rStyle w:val="Hyperlink"/>
@@ -699,7 +699,7 @@
           <w:numId w:val="2"/>
         </w:numPr>
       </w:pPr>
-      <w:hyperlink w:history="1" r:id="rIdmbx-clgxxug5569ygdf2c">
+      <w:hyperlink w:history="1" r:id="rIdeh8j6jb-21vlauzijbfgr">
         <w:r>
           <w:rPr>
             <w:rStyle w:val="Hyperlink"/>
@@ -719,7 +719,7 @@
           <w:numId w:val="2"/>
         </w:numPr>
       </w:pPr>
-      <w:hyperlink w:history="1" r:id="rId3_hkfltq9zojmp-mu2iy1">
+      <w:hyperlink w:history="1" r:id="rIdfkubttbdaxp0l0k9gmejy">
         <w:r>
           <w:rPr>
             <w:rStyle w:val="Hyperlink"/>
@@ -739,7 +739,7 @@
           <w:numId w:val="2"/>
         </w:numPr>
       </w:pPr>
-      <w:hyperlink w:history="1" r:id="rIdw5epdwgtokhvmbs6er5_k">
+      <w:hyperlink w:history="1" r:id="rIdxrhxeux9wlrjtjjxfpcup">
         <w:r>
           <w:rPr>
             <w:rStyle w:val="Hyperlink"/>
@@ -787,7 +787,7 @@
       <w:r>
         <w:t xml:space="preserve"> — créé — </w:t>
       </w:r>
-      <w:hyperlink w:history="1" r:id="rIdd0xxxbqzfas03cbkvn74f">
+      <w:hyperlink w:history="1" r:id="rIdtzap42rnbtgvu0znp-xfe">
         <w:r>
           <w:rPr>
             <w:rStyle w:val="Hyperlink"/>
@@ -816,7 +816,7 @@
       <w:r>
         <w:t xml:space="preserve"> — créé — </w:t>
       </w:r>
-      <w:hyperlink w:history="1" r:id="rIdwted2wsqbba_crt-ymiad">
+      <w:hyperlink w:history="1" r:id="rIdzi90sqb9aeo7ddjzjqxfi">
         <w:r>
           <w:rPr>
             <w:rStyle w:val="Hyperlink"/>
@@ -853,7 +853,7 @@
       <w:r>
         <w:t xml:space="preserve"> — modifié — </w:t>
       </w:r>
-      <w:hyperlink w:history="1" r:id="rIdsaxr54eqe7h3kbpg468zr">
+      <w:hyperlink w:history="1" r:id="rIdjl3poefwzu4tx9u_-ehcj">
         <w:r>
           <w:rPr>
             <w:rStyle w:val="Hyperlink"/>
@@ -882,7 +882,7 @@
       <w:r>
         <w:t xml:space="preserve"> — modifié — </w:t>
       </w:r>
-      <w:hyperlink w:history="1" r:id="rId6mncn4dsnads5im23x9aj">
+      <w:hyperlink w:history="1" r:id="rIdydz9azs5aiqg0fbvrmszq">
         <w:r>
           <w:rPr>
             <w:rStyle w:val="Hyperlink"/>
@@ -911,7 +911,7 @@
       <w:r>
         <w:t xml:space="preserve"> — créé — </w:t>
       </w:r>
-      <w:hyperlink w:history="1" r:id="rId02xj5fnwavjydz4vqepxc">
+      <w:hyperlink w:history="1" r:id="rId3midmeqvfzafwxaxb62av">
         <w:r>
           <w:rPr>
             <w:rStyle w:val="Hyperlink"/>
@@ -948,7 +948,7 @@
       <w:r>
         <w:t xml:space="preserve"> — créé — </w:t>
       </w:r>
-      <w:hyperlink w:history="1" r:id="rId5iypkb3to1bpaocodwrg2">
+      <w:hyperlink w:history="1" r:id="rIduirtp--a7zvvyry-1yazn">
         <w:r>
           <w:rPr>
             <w:rStyle w:val="Hyperlink"/>
@@ -977,7 +977,7 @@
       <w:r>
         <w:t xml:space="preserve"> — modifié — </w:t>
       </w:r>
-      <w:hyperlink w:history="1" r:id="rIddeqp4vbmy8lu6knf1mofe">
+      <w:hyperlink w:history="1" r:id="rIdvfmh7bq44_-ialovwdt7l">
         <w:r>
           <w:rPr>
             <w:rStyle w:val="Hyperlink"/>
@@ -1014,7 +1014,7 @@
       <w:r>
         <w:t xml:space="preserve"> — modifié — </w:t>
       </w:r>
-      <w:hyperlink w:history="1" r:id="rId77gr-d9pmvbre29ls4kyo">
+      <w:hyperlink w:history="1" r:id="rIdzr6ppljz2av_hxxu54xu2">
         <w:r>
           <w:rPr>
             <w:rStyle w:val="Hyperlink"/>
@@ -1043,7 +1043,7 @@
       <w:r>
         <w:t xml:space="preserve"> — modifié — </w:t>
       </w:r>
-      <w:hyperlink w:history="1" r:id="rIdq23l8lega2ozdycidgqmg">
+      <w:hyperlink w:history="1" r:id="rId_zrwonh46gd1806oatvsy">
         <w:r>
           <w:rPr>
             <w:rStyle w:val="Hyperlink"/>
@@ -1072,7 +1072,7 @@
       <w:r>
         <w:t xml:space="preserve"> — créé — </w:t>
       </w:r>
-      <w:hyperlink w:history="1" r:id="rIdquapmdcntlcv4ygjpg4ua">
+      <w:hyperlink w:history="1" r:id="rIdndozwhwugsc3btvtrxtv3">
         <w:r>
           <w:rPr>
             <w:rStyle w:val="Hyperlink"/>
@@ -1101,7 +1101,7 @@
       <w:r>
         <w:t xml:space="preserve"> — créé — </w:t>
       </w:r>
-      <w:hyperlink w:history="1" r:id="rIdl6bj1dbj7hfetlpvm7ihf">
+      <w:hyperlink w:history="1" r:id="rId2hpxxnwtxyjyxslpaz_8r">
         <w:r>
           <w:rPr>
             <w:rStyle w:val="Hyperlink"/>
@@ -1130,7 +1130,7 @@
       <w:r>
         <w:t xml:space="preserve"> — créé — </w:t>
       </w:r>
-      <w:hyperlink w:history="1" r:id="rId5hqmmi-kdcnppbydv97ns">
+      <w:hyperlink w:history="1" r:id="rIddqcy4z0uwkc5olljly51l">
         <w:r>
           <w:rPr>
             <w:rStyle w:val="Hyperlink"/>
@@ -1167,7 +1167,7 @@
       <w:r>
         <w:t xml:space="preserve"> — modifié — </w:t>
       </w:r>
-      <w:hyperlink w:history="1" r:id="rIdapybv4s2ubxzjqatbis-r">
+      <w:hyperlink w:history="1" r:id="rIdm-jztolvnblwaocl_igoe">
         <w:r>
           <w:rPr>
             <w:rStyle w:val="Hyperlink"/>
@@ -1196,7 +1196,7 @@
       <w:r>
         <w:t xml:space="preserve"> — modifié — </w:t>
       </w:r>
-      <w:hyperlink w:history="1" r:id="rIdu95peczeano63q7benifl">
+      <w:hyperlink w:history="1" r:id="rIdbbcacwovftaby9h0rrjjl">
         <w:r>
           <w:rPr>
             <w:rStyle w:val="Hyperlink"/>

--- a/docs/developpement/phases/word/PHASE_08_RESULTATS_SUR_LES_VRAIES_VENTES.docx
+++ b/docs/developpement/phases/word/PHASE_08_RESULTATS_SUR_LES_VRAIES_VENTES.docx
@@ -18,9 +18,9 @@
         <w:shd w:fill="F6F3FF" w:color="auto" w:val="clear"/>
       </w:pPr>
       <w:r>
-        <w:t xml:space="preserve">FlaiX Expert · dossier de développement · généré le 2026-10-04 depuis le dépôt </w:t>
-      </w:r>
-      <w:hyperlink w:history="1" r:id="rIdafeagazdyk7b4we4h_kmu">
+        <w:t xml:space="preserve">FlaiX Expert · dossier de développement · généré le 2026-10-19 depuis le dépôt </w:t>
+      </w:r>
+      <w:hyperlink w:history="1" r:id="rId0filidyn4my1b5yhphqty">
         <w:r>
           <w:rPr>
             <w:rStyle w:val="Hyperlink"/>
@@ -699,7 +699,7 @@
           <w:numId w:val="2"/>
         </w:numPr>
       </w:pPr>
-      <w:hyperlink w:history="1" r:id="rIdeh8j6jb-21vlauzijbfgr">
+      <w:hyperlink w:history="1" r:id="rIdb0o9ro5bmyxt6vvli2scc">
         <w:r>
           <w:rPr>
             <w:rStyle w:val="Hyperlink"/>
@@ -719,7 +719,7 @@
           <w:numId w:val="2"/>
         </w:numPr>
       </w:pPr>
-      <w:hyperlink w:history="1" r:id="rIdfkubttbdaxp0l0k9gmejy">
+      <w:hyperlink w:history="1" r:id="rId8tfqnn82zfnldzuuktdst">
         <w:r>
           <w:rPr>
             <w:rStyle w:val="Hyperlink"/>
@@ -739,7 +739,7 @@
           <w:numId w:val="2"/>
         </w:numPr>
       </w:pPr>
-      <w:hyperlink w:history="1" r:id="rIdxrhxeux9wlrjtjjxfpcup">
+      <w:hyperlink w:history="1" r:id="rIdmqmtlzqvnvbubntrfoevr">
         <w:r>
           <w:rPr>
             <w:rStyle w:val="Hyperlink"/>
@@ -787,7 +787,7 @@
       <w:r>
         <w:t xml:space="preserve"> — créé — </w:t>
       </w:r>
-      <w:hyperlink w:history="1" r:id="rIdtzap42rnbtgvu0znp-xfe">
+      <w:hyperlink w:history="1" r:id="rId63wgg_k0rvxjfaxcahf_g">
         <w:r>
           <w:rPr>
             <w:rStyle w:val="Hyperlink"/>
@@ -816,7 +816,7 @@
       <w:r>
         <w:t xml:space="preserve"> — créé — </w:t>
       </w:r>
-      <w:hyperlink w:history="1" r:id="rIdzi90sqb9aeo7ddjzjqxfi">
+      <w:hyperlink w:history="1" r:id="rIdxojt3icdqnb5hfk7yacu8">
         <w:r>
           <w:rPr>
             <w:rStyle w:val="Hyperlink"/>
@@ -853,7 +853,7 @@
       <w:r>
         <w:t xml:space="preserve"> — modifié — </w:t>
       </w:r>
-      <w:hyperlink w:history="1" r:id="rIdjl3poefwzu4tx9u_-ehcj">
+      <w:hyperlink w:history="1" r:id="rIdpkgr64b53-btcuc43gurk">
         <w:r>
           <w:rPr>
             <w:rStyle w:val="Hyperlink"/>
@@ -882,7 +882,7 @@
       <w:r>
         <w:t xml:space="preserve"> — modifié — </w:t>
       </w:r>
-      <w:hyperlink w:history="1" r:id="rIdydz9azs5aiqg0fbvrmszq">
+      <w:hyperlink w:history="1" r:id="rIdubz8jafjasf8r2iubhw5b">
         <w:r>
           <w:rPr>
             <w:rStyle w:val="Hyperlink"/>
@@ -911,7 +911,7 @@
       <w:r>
         <w:t xml:space="preserve"> — créé — </w:t>
       </w:r>
-      <w:hyperlink w:history="1" r:id="rId3midmeqvfzafwxaxb62av">
+      <w:hyperlink w:history="1" r:id="rIdvccfp0fia8f2rxs7h-oee">
         <w:r>
           <w:rPr>
             <w:rStyle w:val="Hyperlink"/>
@@ -948,7 +948,7 @@
       <w:r>
         <w:t xml:space="preserve"> — créé — </w:t>
       </w:r>
-      <w:hyperlink w:history="1" r:id="rIduirtp--a7zvvyry-1yazn">
+      <w:hyperlink w:history="1" r:id="rIdigcltuh9fqizyclqmwkjp">
         <w:r>
           <w:rPr>
             <w:rStyle w:val="Hyperlink"/>
@@ -977,7 +977,7 @@
       <w:r>
         <w:t xml:space="preserve"> — modifié — </w:t>
       </w:r>
-      <w:hyperlink w:history="1" r:id="rIdvfmh7bq44_-ialovwdt7l">
+      <w:hyperlink w:history="1" r:id="rIdw4qfoonq-lw0r2qxobszw">
         <w:r>
           <w:rPr>
             <w:rStyle w:val="Hyperlink"/>
@@ -1014,7 +1014,7 @@
       <w:r>
         <w:t xml:space="preserve"> — modifié — </w:t>
       </w:r>
-      <w:hyperlink w:history="1" r:id="rIdzr6ppljz2av_hxxu54xu2">
+      <w:hyperlink w:history="1" r:id="rIdnaoulj7icjdcoqepaonhh">
         <w:r>
           <w:rPr>
             <w:rStyle w:val="Hyperlink"/>
@@ -1043,7 +1043,7 @@
       <w:r>
         <w:t xml:space="preserve"> — modifié — </w:t>
       </w:r>
-      <w:hyperlink w:history="1" r:id="rId_zrwonh46gd1806oatvsy">
+      <w:hyperlink w:history="1" r:id="rIdjqbvjmc04ehu_efc5irwa">
         <w:r>
           <w:rPr>
             <w:rStyle w:val="Hyperlink"/>
@@ -1072,7 +1072,7 @@
       <w:r>
         <w:t xml:space="preserve"> — créé — </w:t>
       </w:r>
-      <w:hyperlink w:history="1" r:id="rIdndozwhwugsc3btvtrxtv3">
+      <w:hyperlink w:history="1" r:id="rIdm-yynrfoiaza7tddn_ecg">
         <w:r>
           <w:rPr>
             <w:rStyle w:val="Hyperlink"/>
@@ -1101,7 +1101,7 @@
       <w:r>
         <w:t xml:space="preserve"> — créé — </w:t>
       </w:r>
-      <w:hyperlink w:history="1" r:id="rId2hpxxnwtxyjyxslpaz_8r">
+      <w:hyperlink w:history="1" r:id="rId0izvw0_h3wn1kecgmtwrz">
         <w:r>
           <w:rPr>
             <w:rStyle w:val="Hyperlink"/>
@@ -1130,7 +1130,7 @@
       <w:r>
         <w:t xml:space="preserve"> — créé — </w:t>
       </w:r>
-      <w:hyperlink w:history="1" r:id="rIddqcy4z0uwkc5olljly51l">
+      <w:hyperlink w:history="1" r:id="rIducbe0amxwpy23ghurqsaj">
         <w:r>
           <w:rPr>
             <w:rStyle w:val="Hyperlink"/>
@@ -1167,7 +1167,7 @@
       <w:r>
         <w:t xml:space="preserve"> — modifié — </w:t>
       </w:r>
-      <w:hyperlink w:history="1" r:id="rIdm-jztolvnblwaocl_igoe">
+      <w:hyperlink w:history="1" r:id="rIdguxnjntnlpq47ofdwhxxp">
         <w:r>
           <w:rPr>
             <w:rStyle w:val="Hyperlink"/>
@@ -1196,7 +1196,7 @@
       <w:r>
         <w:t xml:space="preserve"> — modifié — </w:t>
       </w:r>
-      <w:hyperlink w:history="1" r:id="rIdbbcacwovftaby9h0rrjjl">
+      <w:hyperlink w:history="1" r:id="rIdmn7rydscgaqcllgwsheov">
         <w:r>
           <w:rPr>
             <w:rStyle w:val="Hyperlink"/>

--- a/docs/developpement/phases/word/PHASE_08_RESULTATS_SUR_LES_VRAIES_VENTES.docx
+++ b/docs/developpement/phases/word/PHASE_08_RESULTATS_SUR_LES_VRAIES_VENTES.docx
@@ -20,7 +20,7 @@
       <w:r>
         <w:t xml:space="preserve">FlaiX Expert · dossier de développement · généré le 2026-10-19 depuis le dépôt </w:t>
       </w:r>
-      <w:hyperlink w:history="1" r:id="rId0filidyn4my1b5yhphqty">
+      <w:hyperlink w:history="1" r:id="rIdb2otck_6zye6pwmpqqut3">
         <w:r>
           <w:rPr>
             <w:rStyle w:val="Hyperlink"/>
@@ -699,7 +699,7 @@
           <w:numId w:val="2"/>
         </w:numPr>
       </w:pPr>
-      <w:hyperlink w:history="1" r:id="rIdb0o9ro5bmyxt6vvli2scc">
+      <w:hyperlink w:history="1" r:id="rIdpr5scd5zx2mptvzcu4nw8">
         <w:r>
           <w:rPr>
             <w:rStyle w:val="Hyperlink"/>
@@ -719,7 +719,7 @@
           <w:numId w:val="2"/>
         </w:numPr>
       </w:pPr>
-      <w:hyperlink w:history="1" r:id="rId8tfqnn82zfnldzuuktdst">
+      <w:hyperlink w:history="1" r:id="rIdmpijftnhtrckpulzs2naq">
         <w:r>
           <w:rPr>
             <w:rStyle w:val="Hyperlink"/>
@@ -739,7 +739,7 @@
           <w:numId w:val="2"/>
         </w:numPr>
       </w:pPr>
-      <w:hyperlink w:history="1" r:id="rIdmqmtlzqvnvbubntrfoevr">
+      <w:hyperlink w:history="1" r:id="rIdbx4nohvwzodft9-cn5mfy">
         <w:r>
           <w:rPr>
             <w:rStyle w:val="Hyperlink"/>
@@ -787,7 +787,7 @@
       <w:r>
         <w:t xml:space="preserve"> — créé — </w:t>
       </w:r>
-      <w:hyperlink w:history="1" r:id="rId63wgg_k0rvxjfaxcahf_g">
+      <w:hyperlink w:history="1" r:id="rIdh1nxzmlrfvwv6svphrxhc">
         <w:r>
           <w:rPr>
             <w:rStyle w:val="Hyperlink"/>
@@ -816,7 +816,7 @@
       <w:r>
         <w:t xml:space="preserve"> — créé — </w:t>
       </w:r>
-      <w:hyperlink w:history="1" r:id="rIdxojt3icdqnb5hfk7yacu8">
+      <w:hyperlink w:history="1" r:id="rIdyx1kugv-thv7xgufp5urk">
         <w:r>
           <w:rPr>
             <w:rStyle w:val="Hyperlink"/>
@@ -853,7 +853,7 @@
       <w:r>
         <w:t xml:space="preserve"> — modifié — </w:t>
       </w:r>
-      <w:hyperlink w:history="1" r:id="rIdpkgr64b53-btcuc43gurk">
+      <w:hyperlink w:history="1" r:id="rId-wpih1z_r1ol78wmkcbwd">
         <w:r>
           <w:rPr>
             <w:rStyle w:val="Hyperlink"/>
@@ -882,7 +882,7 @@
       <w:r>
         <w:t xml:space="preserve"> — modifié — </w:t>
       </w:r>
-      <w:hyperlink w:history="1" r:id="rIdubz8jafjasf8r2iubhw5b">
+      <w:hyperlink w:history="1" r:id="rIdxy6gb5qivpqnoelkq5qwv">
         <w:r>
           <w:rPr>
             <w:rStyle w:val="Hyperlink"/>
@@ -911,7 +911,7 @@
       <w:r>
         <w:t xml:space="preserve"> — créé — </w:t>
       </w:r>
-      <w:hyperlink w:history="1" r:id="rIdvccfp0fia8f2rxs7h-oee">
+      <w:hyperlink w:history="1" r:id="rIdwcpekzpnwcj1wt8era5qc">
         <w:r>
           <w:rPr>
             <w:rStyle w:val="Hyperlink"/>
@@ -948,7 +948,7 @@
       <w:r>
         <w:t xml:space="preserve"> — créé — </w:t>
       </w:r>
-      <w:hyperlink w:history="1" r:id="rIdigcltuh9fqizyclqmwkjp">
+      <w:hyperlink w:history="1" r:id="rId9owpmborpbhb39ru0o5hm">
         <w:r>
           <w:rPr>
             <w:rStyle w:val="Hyperlink"/>
@@ -977,7 +977,7 @@
       <w:r>
         <w:t xml:space="preserve"> — modifié — </w:t>
       </w:r>
-      <w:hyperlink w:history="1" r:id="rIdw4qfoonq-lw0r2qxobszw">
+      <w:hyperlink w:history="1" r:id="rId0ofyb-ahao663p4bwegbc">
         <w:r>
           <w:rPr>
             <w:rStyle w:val="Hyperlink"/>
@@ -1014,7 +1014,7 @@
       <w:r>
         <w:t xml:space="preserve"> — modifié — </w:t>
       </w:r>
-      <w:hyperlink w:history="1" r:id="rIdnaoulj7icjdcoqepaonhh">
+      <w:hyperlink w:history="1" r:id="rIdgkqpoqob1e1uonvzjpwk8">
         <w:r>
           <w:rPr>
             <w:rStyle w:val="Hyperlink"/>
@@ -1043,7 +1043,7 @@
       <w:r>
         <w:t xml:space="preserve"> — modifié — </w:t>
       </w:r>
-      <w:hyperlink w:history="1" r:id="rIdjqbvjmc04ehu_efc5irwa">
+      <w:hyperlink w:history="1" r:id="rId-v9ytin64ktbtknhvvlop">
         <w:r>
           <w:rPr>
             <w:rStyle w:val="Hyperlink"/>
@@ -1072,7 +1072,7 @@
       <w:r>
         <w:t xml:space="preserve"> — créé — </w:t>
       </w:r>
-      <w:hyperlink w:history="1" r:id="rIdm-yynrfoiaza7tddn_ecg">
+      <w:hyperlink w:history="1" r:id="rIdqwtizvryd951b7olp8dys">
         <w:r>
           <w:rPr>
             <w:rStyle w:val="Hyperlink"/>
@@ -1101,7 +1101,7 @@
       <w:r>
         <w:t xml:space="preserve"> — créé — </w:t>
       </w:r>
-      <w:hyperlink w:history="1" r:id="rId0izvw0_h3wn1kecgmtwrz">
+      <w:hyperlink w:history="1" r:id="rIdxx3cmnr5kl0to_vfwqwe8">
         <w:r>
           <w:rPr>
             <w:rStyle w:val="Hyperlink"/>
@@ -1130,7 +1130,7 @@
       <w:r>
         <w:t xml:space="preserve"> — créé — </w:t>
       </w:r>
-      <w:hyperlink w:history="1" r:id="rIducbe0amxwpy23ghurqsaj">
+      <w:hyperlink w:history="1" r:id="rIdwifgmyvo_kudwn_uu2w0b">
         <w:r>
           <w:rPr>
             <w:rStyle w:val="Hyperlink"/>
@@ -1167,7 +1167,7 @@
       <w:r>
         <w:t xml:space="preserve"> — modifié — </w:t>
       </w:r>
-      <w:hyperlink w:history="1" r:id="rIdguxnjntnlpq47ofdwhxxp">
+      <w:hyperlink w:history="1" r:id="rIdafhqozbam6ulrfxuhzgpw">
         <w:r>
           <w:rPr>
             <w:rStyle w:val="Hyperlink"/>
@@ -1196,7 +1196,7 @@
       <w:r>
         <w:t xml:space="preserve"> — modifié — </w:t>
       </w:r>
-      <w:hyperlink w:history="1" r:id="rIdmn7rydscgaqcllgwsheov">
+      <w:hyperlink w:history="1" r:id="rIdweoey8p9mlmlivu7qijxn">
         <w:r>
           <w:rPr>
             <w:rStyle w:val="Hyperlink"/>

--- a/docs/developpement/phases/word/PHASE_08_RESULTATS_SUR_LES_VRAIES_VENTES.docx
+++ b/docs/developpement/phases/word/PHASE_08_RESULTATS_SUR_LES_VRAIES_VENTES.docx
@@ -20,7 +20,7 @@
       <w:r>
         <w:t xml:space="preserve">FlaiX Expert · dossier de développement · généré le 2026-10-19 depuis le dépôt </w:t>
       </w:r>
-      <w:hyperlink w:history="1" r:id="rIdb2otck_6zye6pwmpqqut3">
+      <w:hyperlink w:history="1" r:id="rIdyz-ynvkiuectvhjmziyrw">
         <w:r>
           <w:rPr>
             <w:rStyle w:val="Hyperlink"/>
@@ -699,7 +699,7 @@
           <w:numId w:val="2"/>
         </w:numPr>
       </w:pPr>
-      <w:hyperlink w:history="1" r:id="rIdpr5scd5zx2mptvzcu4nw8">
+      <w:hyperlink w:history="1" r:id="rId5abrl82uwuj1xppek97g5">
         <w:r>
           <w:rPr>
             <w:rStyle w:val="Hyperlink"/>
@@ -719,7 +719,7 @@
           <w:numId w:val="2"/>
         </w:numPr>
       </w:pPr>
-      <w:hyperlink w:history="1" r:id="rIdmpijftnhtrckpulzs2naq">
+      <w:hyperlink w:history="1" r:id="rId-bfxjeprybg4h7cbhvk31">
         <w:r>
           <w:rPr>
             <w:rStyle w:val="Hyperlink"/>
@@ -739,7 +739,7 @@
           <w:numId w:val="2"/>
         </w:numPr>
       </w:pPr>
-      <w:hyperlink w:history="1" r:id="rIdbx4nohvwzodft9-cn5mfy">
+      <w:hyperlink w:history="1" r:id="rIde1jyoj7w6iumicrs-f8ck">
         <w:r>
           <w:rPr>
             <w:rStyle w:val="Hyperlink"/>
@@ -787,7 +787,7 @@
       <w:r>
         <w:t xml:space="preserve"> — créé — </w:t>
       </w:r>
-      <w:hyperlink w:history="1" r:id="rIdh1nxzmlrfvwv6svphrxhc">
+      <w:hyperlink w:history="1" r:id="rIdukag-gadix1r9ryjr86hv">
         <w:r>
           <w:rPr>
             <w:rStyle w:val="Hyperlink"/>
@@ -816,7 +816,7 @@
       <w:r>
         <w:t xml:space="preserve"> — créé — </w:t>
       </w:r>
-      <w:hyperlink w:history="1" r:id="rIdyx1kugv-thv7xgufp5urk">
+      <w:hyperlink w:history="1" r:id="rIdmcnatkndofjshjznzbzei">
         <w:r>
           <w:rPr>
             <w:rStyle w:val="Hyperlink"/>
@@ -853,7 +853,7 @@
       <w:r>
         <w:t xml:space="preserve"> — modifié — </w:t>
       </w:r>
-      <w:hyperlink w:history="1" r:id="rId-wpih1z_r1ol78wmkcbwd">
+      <w:hyperlink w:history="1" r:id="rIdsegrdlzfpyd7rlszashdy">
         <w:r>
           <w:rPr>
             <w:rStyle w:val="Hyperlink"/>
@@ -882,7 +882,7 @@
       <w:r>
         <w:t xml:space="preserve"> — modifié — </w:t>
       </w:r>
-      <w:hyperlink w:history="1" r:id="rIdxy6gb5qivpqnoelkq5qwv">
+      <w:hyperlink w:history="1" r:id="rIdpfdnag5b6b_dwqqagjxjc">
         <w:r>
           <w:rPr>
             <w:rStyle w:val="Hyperlink"/>
@@ -911,7 +911,7 @@
       <w:r>
         <w:t xml:space="preserve"> — créé — </w:t>
       </w:r>
-      <w:hyperlink w:history="1" r:id="rIdwcpekzpnwcj1wt8era5qc">
+      <w:hyperlink w:history="1" r:id="rIdmtwfh8ybr_qsy8rv4zvh3">
         <w:r>
           <w:rPr>
             <w:rStyle w:val="Hyperlink"/>
@@ -948,7 +948,7 @@
       <w:r>
         <w:t xml:space="preserve"> — créé — </w:t>
       </w:r>
-      <w:hyperlink w:history="1" r:id="rId9owpmborpbhb39ru0o5hm">
+      <w:hyperlink w:history="1" r:id="rIdoowqt57xzu_gmlvdw3zrd">
         <w:r>
           <w:rPr>
             <w:rStyle w:val="Hyperlink"/>
@@ -977,7 +977,7 @@
       <w:r>
         <w:t xml:space="preserve"> — modifié — </w:t>
       </w:r>
-      <w:hyperlink w:history="1" r:id="rId0ofyb-ahao663p4bwegbc">
+      <w:hyperlink w:history="1" r:id="rIdcyjl6uzfeoxrkd1cz1kxn">
         <w:r>
           <w:rPr>
             <w:rStyle w:val="Hyperlink"/>
@@ -1014,7 +1014,7 @@
       <w:r>
         <w:t xml:space="preserve"> — modifié — </w:t>
       </w:r>
-      <w:hyperlink w:history="1" r:id="rIdgkqpoqob1e1uonvzjpwk8">
+      <w:hyperlink w:history="1" r:id="rIdtm261kpk99wyn0lanntis">
         <w:r>
           <w:rPr>
             <w:rStyle w:val="Hyperlink"/>
@@ -1043,7 +1043,7 @@
       <w:r>
         <w:t xml:space="preserve"> — modifié — </w:t>
       </w:r>
-      <w:hyperlink w:history="1" r:id="rId-v9ytin64ktbtknhvvlop">
+      <w:hyperlink w:history="1" r:id="rIdfuqwqomkehzl70j_mprvt">
         <w:r>
           <w:rPr>
             <w:rStyle w:val="Hyperlink"/>
@@ -1072,7 +1072,7 @@
       <w:r>
         <w:t xml:space="preserve"> — créé — </w:t>
       </w:r>
-      <w:hyperlink w:history="1" r:id="rIdqwtizvryd951b7olp8dys">
+      <w:hyperlink w:history="1" r:id="rIdc0an3puiwfqhjfxhuoexd">
         <w:r>
           <w:rPr>
             <w:rStyle w:val="Hyperlink"/>
@@ -1101,7 +1101,7 @@
       <w:r>
         <w:t xml:space="preserve"> — créé — </w:t>
       </w:r>
-      <w:hyperlink w:history="1" r:id="rIdxx3cmnr5kl0to_vfwqwe8">
+      <w:hyperlink w:history="1" r:id="rId9hlkmfcaszk3umac8cdgj">
         <w:r>
           <w:rPr>
             <w:rStyle w:val="Hyperlink"/>
@@ -1130,7 +1130,7 @@
       <w:r>
         <w:t xml:space="preserve"> — créé — </w:t>
       </w:r>
-      <w:hyperlink w:history="1" r:id="rIdwifgmyvo_kudwn_uu2w0b">
+      <w:hyperlink w:history="1" r:id="rId2riirkbpw_iw3hf2pimwz">
         <w:r>
           <w:rPr>
             <w:rStyle w:val="Hyperlink"/>
@@ -1167,7 +1167,7 @@
       <w:r>
         <w:t xml:space="preserve"> — modifié — </w:t>
       </w:r>
-      <w:hyperlink w:history="1" r:id="rIdafhqozbam6ulrfxuhzgpw">
+      <w:hyperlink w:history="1" r:id="rIdmrcec9zbxu0fgtmgycqon">
         <w:r>
           <w:rPr>
             <w:rStyle w:val="Hyperlink"/>
@@ -1196,7 +1196,7 @@
       <w:r>
         <w:t xml:space="preserve"> — modifié — </w:t>
       </w:r>
-      <w:hyperlink w:history="1" r:id="rIdweoey8p9mlmlivu7qijxn">
+      <w:hyperlink w:history="1" r:id="rIdgcly7zlhvz-b8dkomonsk">
         <w:r>
           <w:rPr>
             <w:rStyle w:val="Hyperlink"/>

--- a/docs/developpement/phases/word/PHASE_08_RESULTATS_SUR_LES_VRAIES_VENTES.docx
+++ b/docs/developpement/phases/word/PHASE_08_RESULTATS_SUR_LES_VRAIES_VENTES.docx
@@ -20,7 +20,7 @@
       <w:r>
         <w:t xml:space="preserve">FlaiX Expert · dossier de développement · généré le 2026-10-19 depuis le dépôt </w:t>
       </w:r>
-      <w:hyperlink w:history="1" r:id="rIdyz-ynvkiuectvhjmziyrw">
+      <w:hyperlink w:history="1" r:id="rIdvxaeoo9cmsvrg_8nigp9x">
         <w:r>
           <w:rPr>
             <w:rStyle w:val="Hyperlink"/>
@@ -699,7 +699,7 @@
           <w:numId w:val="2"/>
         </w:numPr>
       </w:pPr>
-      <w:hyperlink w:history="1" r:id="rId5abrl82uwuj1xppek97g5">
+      <w:hyperlink w:history="1" r:id="rIdpslxn5oqmvoebqlym_3hq">
         <w:r>
           <w:rPr>
             <w:rStyle w:val="Hyperlink"/>
@@ -719,7 +719,7 @@
           <w:numId w:val="2"/>
         </w:numPr>
       </w:pPr>
-      <w:hyperlink w:history="1" r:id="rId-bfxjeprybg4h7cbhvk31">
+      <w:hyperlink w:history="1" r:id="rIdjoankaxnhootz4byzqy7s">
         <w:r>
           <w:rPr>
             <w:rStyle w:val="Hyperlink"/>
@@ -739,7 +739,7 @@
           <w:numId w:val="2"/>
         </w:numPr>
       </w:pPr>
-      <w:hyperlink w:history="1" r:id="rIde1jyoj7w6iumicrs-f8ck">
+      <w:hyperlink w:history="1" r:id="rIdjzejnici0mxc4meltbwgq">
         <w:r>
           <w:rPr>
             <w:rStyle w:val="Hyperlink"/>
@@ -787,7 +787,7 @@
       <w:r>
         <w:t xml:space="preserve"> — créé — </w:t>
       </w:r>
-      <w:hyperlink w:history="1" r:id="rIdukag-gadix1r9ryjr86hv">
+      <w:hyperlink w:history="1" r:id="rId7fcbp8oha-pcwbmlmzukm">
         <w:r>
           <w:rPr>
             <w:rStyle w:val="Hyperlink"/>
@@ -816,7 +816,7 @@
       <w:r>
         <w:t xml:space="preserve"> — créé — </w:t>
       </w:r>
-      <w:hyperlink w:history="1" r:id="rIdmcnatkndofjshjznzbzei">
+      <w:hyperlink w:history="1" r:id="rIdhs8z_qv1lfixn45psffya">
         <w:r>
           <w:rPr>
             <w:rStyle w:val="Hyperlink"/>
@@ -853,7 +853,7 @@
       <w:r>
         <w:t xml:space="preserve"> — modifié — </w:t>
       </w:r>
-      <w:hyperlink w:history="1" r:id="rIdsegrdlzfpyd7rlszashdy">
+      <w:hyperlink w:history="1" r:id="rIdtel6t1q9uge0wfxu4pspj">
         <w:r>
           <w:rPr>
             <w:rStyle w:val="Hyperlink"/>
@@ -882,7 +882,7 @@
       <w:r>
         <w:t xml:space="preserve"> — modifié — </w:t>
       </w:r>
-      <w:hyperlink w:history="1" r:id="rIdpfdnag5b6b_dwqqagjxjc">
+      <w:hyperlink w:history="1" r:id="rIdhfnj-dkneant4xknuchvn">
         <w:r>
           <w:rPr>
             <w:rStyle w:val="Hyperlink"/>
@@ -911,7 +911,7 @@
       <w:r>
         <w:t xml:space="preserve"> — créé — </w:t>
       </w:r>
-      <w:hyperlink w:history="1" r:id="rIdmtwfh8ybr_qsy8rv4zvh3">
+      <w:hyperlink w:history="1" r:id="rId_a14wsvlhgu7kpo1vydit">
         <w:r>
           <w:rPr>
             <w:rStyle w:val="Hyperlink"/>
@@ -948,7 +948,7 @@
       <w:r>
         <w:t xml:space="preserve"> — créé — </w:t>
       </w:r>
-      <w:hyperlink w:history="1" r:id="rIdoowqt57xzu_gmlvdw3zrd">
+      <w:hyperlink w:history="1" r:id="rId6cxia1pk-amfnqdjibt6r">
         <w:r>
           <w:rPr>
             <w:rStyle w:val="Hyperlink"/>
@@ -977,7 +977,7 @@
       <w:r>
         <w:t xml:space="preserve"> — modifié — </w:t>
       </w:r>
-      <w:hyperlink w:history="1" r:id="rIdcyjl6uzfeoxrkd1cz1kxn">
+      <w:hyperlink w:history="1" r:id="rIdqkykd02sg1qeupiuknr3h">
         <w:r>
           <w:rPr>
             <w:rStyle w:val="Hyperlink"/>
@@ -1014,7 +1014,7 @@
       <w:r>
         <w:t xml:space="preserve"> — modifié — </w:t>
       </w:r>
-      <w:hyperlink w:history="1" r:id="rIdtm261kpk99wyn0lanntis">
+      <w:hyperlink w:history="1" r:id="rIdr912kferyuoxlb5hqahaz">
         <w:r>
           <w:rPr>
             <w:rStyle w:val="Hyperlink"/>
@@ -1043,7 +1043,7 @@
       <w:r>
         <w:t xml:space="preserve"> — modifié — </w:t>
       </w:r>
-      <w:hyperlink w:history="1" r:id="rIdfuqwqomkehzl70j_mprvt">
+      <w:hyperlink w:history="1" r:id="rIdh046yazeo-6vxvcsfmvch">
         <w:r>
           <w:rPr>
             <w:rStyle w:val="Hyperlink"/>
@@ -1072,7 +1072,7 @@
       <w:r>
         <w:t xml:space="preserve"> — créé — </w:t>
       </w:r>
-      <w:hyperlink w:history="1" r:id="rIdc0an3puiwfqhjfxhuoexd">
+      <w:hyperlink w:history="1" r:id="rIdld1vpknvffaccmpl6povi">
         <w:r>
           <w:rPr>
             <w:rStyle w:val="Hyperlink"/>
@@ -1101,7 +1101,7 @@
       <w:r>
         <w:t xml:space="preserve"> — créé — </w:t>
       </w:r>
-      <w:hyperlink w:history="1" r:id="rId9hlkmfcaszk3umac8cdgj">
+      <w:hyperlink w:history="1" r:id="rId_p_bhez5ekxv19hqsxjz2">
         <w:r>
           <w:rPr>
             <w:rStyle w:val="Hyperlink"/>
@@ -1130,7 +1130,7 @@
       <w:r>
         <w:t xml:space="preserve"> — créé — </w:t>
       </w:r>
-      <w:hyperlink w:history="1" r:id="rId2riirkbpw_iw3hf2pimwz">
+      <w:hyperlink w:history="1" r:id="rIdhto5hxvmarm9no1f8jl8a">
         <w:r>
           <w:rPr>
             <w:rStyle w:val="Hyperlink"/>
@@ -1167,7 +1167,7 @@
       <w:r>
         <w:t xml:space="preserve"> — modifié — </w:t>
       </w:r>
-      <w:hyperlink w:history="1" r:id="rIdmrcec9zbxu0fgtmgycqon">
+      <w:hyperlink w:history="1" r:id="rIddr77mfbv0r-gmplxz-9s4">
         <w:r>
           <w:rPr>
             <w:rStyle w:val="Hyperlink"/>
@@ -1196,7 +1196,7 @@
       <w:r>
         <w:t xml:space="preserve"> — modifié — </w:t>
       </w:r>
-      <w:hyperlink w:history="1" r:id="rIdgcly7zlhvz-b8dkomonsk">
+      <w:hyperlink w:history="1" r:id="rIdcu_wrko8g-3hcgegpdely">
         <w:r>
           <w:rPr>
             <w:rStyle w:val="Hyperlink"/>

--- a/docs/developpement/phases/word/PHASE_08_RESULTATS_SUR_LES_VRAIES_VENTES.docx
+++ b/docs/developpement/phases/word/PHASE_08_RESULTATS_SUR_LES_VRAIES_VENTES.docx
@@ -20,7 +20,7 @@
       <w:r>
         <w:t xml:space="preserve">FlaiX Expert · dossier de développement · généré le 2026-10-19 depuis le dépôt </w:t>
       </w:r>
-      <w:hyperlink w:history="1" r:id="rIdvxaeoo9cmsvrg_8nigp9x">
+      <w:hyperlink w:history="1" r:id="rIds-iguthpglg79guh4mzev">
         <w:r>
           <w:rPr>
             <w:rStyle w:val="Hyperlink"/>
@@ -699,7 +699,7 @@
           <w:numId w:val="2"/>
         </w:numPr>
       </w:pPr>
-      <w:hyperlink w:history="1" r:id="rIdpslxn5oqmvoebqlym_3hq">
+      <w:hyperlink w:history="1" r:id="rIdaaqagk7v8r_ipahmshuoj">
         <w:r>
           <w:rPr>
             <w:rStyle w:val="Hyperlink"/>
@@ -719,7 +719,7 @@
           <w:numId w:val="2"/>
         </w:numPr>
       </w:pPr>
-      <w:hyperlink w:history="1" r:id="rIdjoankaxnhootz4byzqy7s">
+      <w:hyperlink w:history="1" r:id="rIdhtvmafywxz7fynqlpub3m">
         <w:r>
           <w:rPr>
             <w:rStyle w:val="Hyperlink"/>
@@ -739,7 +739,7 @@
           <w:numId w:val="2"/>
         </w:numPr>
       </w:pPr>
-      <w:hyperlink w:history="1" r:id="rIdjzejnici0mxc4meltbwgq">
+      <w:hyperlink w:history="1" r:id="rIdrhr2utzfwd7n9ckj3qnox">
         <w:r>
           <w:rPr>
             <w:rStyle w:val="Hyperlink"/>
@@ -787,7 +787,7 @@
       <w:r>
         <w:t xml:space="preserve"> — créé — </w:t>
       </w:r>
-      <w:hyperlink w:history="1" r:id="rId7fcbp8oha-pcwbmlmzukm">
+      <w:hyperlink w:history="1" r:id="rIdj4sclueeptglkluaob0jf">
         <w:r>
           <w:rPr>
             <w:rStyle w:val="Hyperlink"/>
@@ -816,7 +816,7 @@
       <w:r>
         <w:t xml:space="preserve"> — créé — </w:t>
       </w:r>
-      <w:hyperlink w:history="1" r:id="rIdhs8z_qv1lfixn45psffya">
+      <w:hyperlink w:history="1" r:id="rIdbonudsepieteqnf6tbrid">
         <w:r>
           <w:rPr>
             <w:rStyle w:val="Hyperlink"/>
@@ -853,7 +853,7 @@
       <w:r>
         <w:t xml:space="preserve"> — modifié — </w:t>
       </w:r>
-      <w:hyperlink w:history="1" r:id="rIdtel6t1q9uge0wfxu4pspj">
+      <w:hyperlink w:history="1" r:id="rIdwkfcribe7e11myqvazlcf">
         <w:r>
           <w:rPr>
             <w:rStyle w:val="Hyperlink"/>
@@ -882,7 +882,7 @@
       <w:r>
         <w:t xml:space="preserve"> — modifié — </w:t>
       </w:r>
-      <w:hyperlink w:history="1" r:id="rIdhfnj-dkneant4xknuchvn">
+      <w:hyperlink w:history="1" r:id="rIddoird_eixbwl7atvj83ar">
         <w:r>
           <w:rPr>
             <w:rStyle w:val="Hyperlink"/>
@@ -911,7 +911,7 @@
       <w:r>
         <w:t xml:space="preserve"> — créé — </w:t>
       </w:r>
-      <w:hyperlink w:history="1" r:id="rId_a14wsvlhgu7kpo1vydit">
+      <w:hyperlink w:history="1" r:id="rIdq2pfhznjk0pijnmhud_bc">
         <w:r>
           <w:rPr>
             <w:rStyle w:val="Hyperlink"/>
@@ -948,7 +948,7 @@
       <w:r>
         <w:t xml:space="preserve"> — créé — </w:t>
       </w:r>
-      <w:hyperlink w:history="1" r:id="rId6cxia1pk-amfnqdjibt6r">
+      <w:hyperlink w:history="1" r:id="rIdxsbsavxie-rzgjjpf9ao9">
         <w:r>
           <w:rPr>
             <w:rStyle w:val="Hyperlink"/>
@@ -977,7 +977,7 @@
       <w:r>
         <w:t xml:space="preserve"> — modifié — </w:t>
       </w:r>
-      <w:hyperlink w:history="1" r:id="rIdqkykd02sg1qeupiuknr3h">
+      <w:hyperlink w:history="1" r:id="rIdsrzg5j5pugy2r3mbw8hym">
         <w:r>
           <w:rPr>
             <w:rStyle w:val="Hyperlink"/>
@@ -1014,7 +1014,7 @@
       <w:r>
         <w:t xml:space="preserve"> — modifié — </w:t>
       </w:r>
-      <w:hyperlink w:history="1" r:id="rIdr912kferyuoxlb5hqahaz">
+      <w:hyperlink w:history="1" r:id="rIdxmfs-sn-kdkcqqbwdulbm">
         <w:r>
           <w:rPr>
             <w:rStyle w:val="Hyperlink"/>
@@ -1043,7 +1043,7 @@
       <w:r>
         <w:t xml:space="preserve"> — modifié — </w:t>
       </w:r>
-      <w:hyperlink w:history="1" r:id="rIdh046yazeo-6vxvcsfmvch">
+      <w:hyperlink w:history="1" r:id="rIdqq1ztgrjey0lr9jbjihge">
         <w:r>
           <w:rPr>
             <w:rStyle w:val="Hyperlink"/>
@@ -1072,7 +1072,7 @@
       <w:r>
         <w:t xml:space="preserve"> — créé — </w:t>
       </w:r>
-      <w:hyperlink w:history="1" r:id="rIdld1vpknvffaccmpl6povi">
+      <w:hyperlink w:history="1" r:id="rIdssxmxpjkxa_-zpj3ncqpg">
         <w:r>
           <w:rPr>
             <w:rStyle w:val="Hyperlink"/>
@@ -1101,7 +1101,7 @@
       <w:r>
         <w:t xml:space="preserve"> — créé — </w:t>
       </w:r>
-      <w:hyperlink w:history="1" r:id="rId_p_bhez5ekxv19hqsxjz2">
+      <w:hyperlink w:history="1" r:id="rIduvoixs3wkdec7a7tcvpcm">
         <w:r>
           <w:rPr>
             <w:rStyle w:val="Hyperlink"/>
@@ -1130,7 +1130,7 @@
       <w:r>
         <w:t xml:space="preserve"> — créé — </w:t>
       </w:r>
-      <w:hyperlink w:history="1" r:id="rIdhto5hxvmarm9no1f8jl8a">
+      <w:hyperlink w:history="1" r:id="rIde9_uaxgq4e6bogjf-xx3y">
         <w:r>
           <w:rPr>
             <w:rStyle w:val="Hyperlink"/>
@@ -1167,7 +1167,7 @@
       <w:r>
         <w:t xml:space="preserve"> — modifié — </w:t>
       </w:r>
-      <w:hyperlink w:history="1" r:id="rIddr77mfbv0r-gmplxz-9s4">
+      <w:hyperlink w:history="1" r:id="rIdnj_rpiz92bae9fdcd14rm">
         <w:r>
           <w:rPr>
             <w:rStyle w:val="Hyperlink"/>
@@ -1196,7 +1196,7 @@
       <w:r>
         <w:t xml:space="preserve"> — modifié — </w:t>
       </w:r>
-      <w:hyperlink w:history="1" r:id="rIdcu_wrko8g-3hcgegpdely">
+      <w:hyperlink w:history="1" r:id="rIdrq19zxfpesop35bm2nmer">
         <w:r>
           <w:rPr>
             <w:rStyle w:val="Hyperlink"/>
@@ -1391,6 +1391,34 @@
       </w:pPr>
       <w:r>
         <w:t xml:space="preserve">nuage des marges : repères = médianes des produits dont le coût est connu ; « à revoir » = beaucoup vendu, peu de marge</w:t>
+      </w:r>
+    </w:p>
+    <w:p>
+      <w:pPr>
+        <w:pStyle w:val="ListParagraph"/>
+        <w:numPr>
+          <w:ilvl w:val="0"/>
+          <w:numId w:val="2"/>
+        </w:numPr>
+      </w:pPr>
+      <w:r>
+        <w:rPr>
+          <w:b/>
+          <w:bCs/>
+        </w:rPr>
+        <w:t xml:space="preserve">marge par catégorie (§15.169)</w:t>
+      </w:r>
+    </w:p>
+    <w:p>
+      <w:pPr>
+        <w:pStyle w:val="ListParagraph"/>
+        <w:numPr>
+          <w:ilvl w:val="1"/>
+          <w:numId w:val="2"/>
+        </w:numPr>
+      </w:pPr>
+      <w:r>
+        <w:t xml:space="preserve">somme des marges, taux sur les produits au coût connu, cible commune, « Sans catégorie » en dernier</w:t>
       </w:r>
     </w:p>
     <w:p>

--- a/docs/developpement/phases/word/PHASE_08_RESULTATS_SUR_LES_VRAIES_VENTES.docx
+++ b/docs/developpement/phases/word/PHASE_08_RESULTATS_SUR_LES_VRAIES_VENTES.docx
@@ -18,9 +18,9 @@
         <w:shd w:fill="F6F3FF" w:color="auto" w:val="clear"/>
       </w:pPr>
       <w:r>
-        <w:t xml:space="preserve">FlaiX Expert · dossier de développement · généré le 2026-10-19 depuis le dépôt </w:t>
-      </w:r>
-      <w:hyperlink w:history="1" r:id="rIds-iguthpglg79guh4mzev">
+        <w:t xml:space="preserve">FlaiX Expert · dossier de développement · généré le 2026-10-21 depuis le dépôt </w:t>
+      </w:r>
+      <w:hyperlink w:history="1" r:id="rIddcw7bqxc8s689pawbfsb0">
         <w:r>
           <w:rPr>
             <w:rStyle w:val="Hyperlink"/>
@@ -699,7 +699,7 @@
           <w:numId w:val="2"/>
         </w:numPr>
       </w:pPr>
-      <w:hyperlink w:history="1" r:id="rIdaaqagk7v8r_ipahmshuoj">
+      <w:hyperlink w:history="1" r:id="rIdnigovz4dfrigocyz0gzor">
         <w:r>
           <w:rPr>
             <w:rStyle w:val="Hyperlink"/>
@@ -719,7 +719,7 @@
           <w:numId w:val="2"/>
         </w:numPr>
       </w:pPr>
-      <w:hyperlink w:history="1" r:id="rIdhtvmafywxz7fynqlpub3m">
+      <w:hyperlink w:history="1" r:id="rIdrnppun_qhxpqyt7s4auyk">
         <w:r>
           <w:rPr>
             <w:rStyle w:val="Hyperlink"/>
@@ -739,7 +739,7 @@
           <w:numId w:val="2"/>
         </w:numPr>
       </w:pPr>
-      <w:hyperlink w:history="1" r:id="rIdrhr2utzfwd7n9ckj3qnox">
+      <w:hyperlink w:history="1" r:id="rIdra02n1dzesyxmrojljd1i">
         <w:r>
           <w:rPr>
             <w:rStyle w:val="Hyperlink"/>
@@ -787,7 +787,7 @@
       <w:r>
         <w:t xml:space="preserve"> — créé — </w:t>
       </w:r>
-      <w:hyperlink w:history="1" r:id="rIdj4sclueeptglkluaob0jf">
+      <w:hyperlink w:history="1" r:id="rIdkdpqgfycp8x_zxjdorm-l">
         <w:r>
           <w:rPr>
             <w:rStyle w:val="Hyperlink"/>
@@ -816,7 +816,7 @@
       <w:r>
         <w:t xml:space="preserve"> — créé — </w:t>
       </w:r>
-      <w:hyperlink w:history="1" r:id="rIdbonudsepieteqnf6tbrid">
+      <w:hyperlink w:history="1" r:id="rIdyeyf5zmjar70mrwed5izo">
         <w:r>
           <w:rPr>
             <w:rStyle w:val="Hyperlink"/>
@@ -853,7 +853,7 @@
       <w:r>
         <w:t xml:space="preserve"> — modifié — </w:t>
       </w:r>
-      <w:hyperlink w:history="1" r:id="rIdwkfcribe7e11myqvazlcf">
+      <w:hyperlink w:history="1" r:id="rId4fyutbznlxd5ptxj0vbpo">
         <w:r>
           <w:rPr>
             <w:rStyle w:val="Hyperlink"/>
@@ -882,7 +882,7 @@
       <w:r>
         <w:t xml:space="preserve"> — modifié — </w:t>
       </w:r>
-      <w:hyperlink w:history="1" r:id="rIddoird_eixbwl7atvj83ar">
+      <w:hyperlink w:history="1" r:id="rIddnponpnz813re5jic8oci">
         <w:r>
           <w:rPr>
             <w:rStyle w:val="Hyperlink"/>
@@ -911,7 +911,7 @@
       <w:r>
         <w:t xml:space="preserve"> — créé — </w:t>
       </w:r>
-      <w:hyperlink w:history="1" r:id="rIdq2pfhznjk0pijnmhud_bc">
+      <w:hyperlink w:history="1" r:id="rIdwucfhwytywkb6mwxbvtgy">
         <w:r>
           <w:rPr>
             <w:rStyle w:val="Hyperlink"/>
@@ -948,7 +948,7 @@
       <w:r>
         <w:t xml:space="preserve"> — créé — </w:t>
       </w:r>
-      <w:hyperlink w:history="1" r:id="rIdxsbsavxie-rzgjjpf9ao9">
+      <w:hyperlink w:history="1" r:id="rIdmw5kbwqvo8umn6eqdhsds">
         <w:r>
           <w:rPr>
             <w:rStyle w:val="Hyperlink"/>
@@ -977,7 +977,7 @@
       <w:r>
         <w:t xml:space="preserve"> — modifié — </w:t>
       </w:r>
-      <w:hyperlink w:history="1" r:id="rIdsrzg5j5pugy2r3mbw8hym">
+      <w:hyperlink w:history="1" r:id="rIdvuqx2szliz5yhyifmnmw8">
         <w:r>
           <w:rPr>
             <w:rStyle w:val="Hyperlink"/>
@@ -1014,7 +1014,7 @@
       <w:r>
         <w:t xml:space="preserve"> — modifié — </w:t>
       </w:r>
-      <w:hyperlink w:history="1" r:id="rIdxmfs-sn-kdkcqqbwdulbm">
+      <w:hyperlink w:history="1" r:id="rIdsj7jpo_vrh0nnakpwmwxo">
         <w:r>
           <w:rPr>
             <w:rStyle w:val="Hyperlink"/>
@@ -1043,7 +1043,7 @@
       <w:r>
         <w:t xml:space="preserve"> — modifié — </w:t>
       </w:r>
-      <w:hyperlink w:history="1" r:id="rIdqq1ztgrjey0lr9jbjihge">
+      <w:hyperlink w:history="1" r:id="rIdgybnapequp9an5yztwzeb">
         <w:r>
           <w:rPr>
             <w:rStyle w:val="Hyperlink"/>
@@ -1072,7 +1072,7 @@
       <w:r>
         <w:t xml:space="preserve"> — créé — </w:t>
       </w:r>
-      <w:hyperlink w:history="1" r:id="rIdssxmxpjkxa_-zpj3ncqpg">
+      <w:hyperlink w:history="1" r:id="rIdkelsjmsaa-3lpauyj5-sc">
         <w:r>
           <w:rPr>
             <w:rStyle w:val="Hyperlink"/>
@@ -1101,7 +1101,7 @@
       <w:r>
         <w:t xml:space="preserve"> — créé — </w:t>
       </w:r>
-      <w:hyperlink w:history="1" r:id="rIduvoixs3wkdec7a7tcvpcm">
+      <w:hyperlink w:history="1" r:id="rIdzvm5nva3v0j43hsd7oszq">
         <w:r>
           <w:rPr>
             <w:rStyle w:val="Hyperlink"/>
@@ -1130,7 +1130,7 @@
       <w:r>
         <w:t xml:space="preserve"> — créé — </w:t>
       </w:r>
-      <w:hyperlink w:history="1" r:id="rIde9_uaxgq4e6bogjf-xx3y">
+      <w:hyperlink w:history="1" r:id="rIdg5ehxc75wl6lhnwijmrgg">
         <w:r>
           <w:rPr>
             <w:rStyle w:val="Hyperlink"/>
@@ -1167,7 +1167,7 @@
       <w:r>
         <w:t xml:space="preserve"> — modifié — </w:t>
       </w:r>
-      <w:hyperlink w:history="1" r:id="rIdnj_rpiz92bae9fdcd14rm">
+      <w:hyperlink w:history="1" r:id="rIdda6_tcvhcocxefp_xp1gt">
         <w:r>
           <w:rPr>
             <w:rStyle w:val="Hyperlink"/>
@@ -1196,7 +1196,7 @@
       <w:r>
         <w:t xml:space="preserve"> — modifié — </w:t>
       </w:r>
-      <w:hyperlink w:history="1" r:id="rIdrq19zxfpesop35bm2nmer">
+      <w:hyperlink w:history="1" r:id="rIdezmuo9kz2nug43yv3gcii">
         <w:r>
           <w:rPr>
             <w:rStyle w:val="Hyperlink"/>

--- a/docs/developpement/phases/word/PHASE_08_RESULTATS_SUR_LES_VRAIES_VENTES.docx
+++ b/docs/developpement/phases/word/PHASE_08_RESULTATS_SUR_LES_VRAIES_VENTES.docx
@@ -20,7 +20,7 @@
       <w:r>
         <w:t xml:space="preserve">FlaiX Expert · dossier de développement · généré le 2026-10-21 depuis le dépôt </w:t>
       </w:r>
-      <w:hyperlink w:history="1" r:id="rIddcw7bqxc8s689pawbfsb0">
+      <w:hyperlink w:history="1" r:id="rIdzo1cejvczgo04a8ufavgw">
         <w:r>
           <w:rPr>
             <w:rStyle w:val="Hyperlink"/>
@@ -699,7 +699,7 @@
           <w:numId w:val="2"/>
         </w:numPr>
       </w:pPr>
-      <w:hyperlink w:history="1" r:id="rIdnigovz4dfrigocyz0gzor">
+      <w:hyperlink w:history="1" r:id="rIdsfm5_r4raec0584bp5vpq">
         <w:r>
           <w:rPr>
             <w:rStyle w:val="Hyperlink"/>
@@ -719,7 +719,7 @@
           <w:numId w:val="2"/>
         </w:numPr>
       </w:pPr>
-      <w:hyperlink w:history="1" r:id="rIdrnppun_qhxpqyt7s4auyk">
+      <w:hyperlink w:history="1" r:id="rIdk8_16wncc9fdpcrri-f7_">
         <w:r>
           <w:rPr>
             <w:rStyle w:val="Hyperlink"/>
@@ -739,7 +739,7 @@
           <w:numId w:val="2"/>
         </w:numPr>
       </w:pPr>
-      <w:hyperlink w:history="1" r:id="rIdra02n1dzesyxmrojljd1i">
+      <w:hyperlink w:history="1" r:id="rIdrwmttihwlu08kwgjhomu5">
         <w:r>
           <w:rPr>
             <w:rStyle w:val="Hyperlink"/>
@@ -787,7 +787,7 @@
       <w:r>
         <w:t xml:space="preserve"> — créé — </w:t>
       </w:r>
-      <w:hyperlink w:history="1" r:id="rIdkdpqgfycp8x_zxjdorm-l">
+      <w:hyperlink w:history="1" r:id="rIdgma9xsvfptkbdpd25d1-l">
         <w:r>
           <w:rPr>
             <w:rStyle w:val="Hyperlink"/>
@@ -816,7 +816,7 @@
       <w:r>
         <w:t xml:space="preserve"> — créé — </w:t>
       </w:r>
-      <w:hyperlink w:history="1" r:id="rIdyeyf5zmjar70mrwed5izo">
+      <w:hyperlink w:history="1" r:id="rIdrvlty-qva6n4a9au2boa0">
         <w:r>
           <w:rPr>
             <w:rStyle w:val="Hyperlink"/>
@@ -853,7 +853,7 @@
       <w:r>
         <w:t xml:space="preserve"> — modifié — </w:t>
       </w:r>
-      <w:hyperlink w:history="1" r:id="rId4fyutbznlxd5ptxj0vbpo">
+      <w:hyperlink w:history="1" r:id="rIdioh1q6oa9cbr25gqd_vbi">
         <w:r>
           <w:rPr>
             <w:rStyle w:val="Hyperlink"/>
@@ -882,7 +882,7 @@
       <w:r>
         <w:t xml:space="preserve"> — modifié — </w:t>
       </w:r>
-      <w:hyperlink w:history="1" r:id="rIddnponpnz813re5jic8oci">
+      <w:hyperlink w:history="1" r:id="rIdnzndvi3cupxhgtwnc0vz3">
         <w:r>
           <w:rPr>
             <w:rStyle w:val="Hyperlink"/>
@@ -911,7 +911,7 @@
       <w:r>
         <w:t xml:space="preserve"> — créé — </w:t>
       </w:r>
-      <w:hyperlink w:history="1" r:id="rIdwucfhwytywkb6mwxbvtgy">
+      <w:hyperlink w:history="1" r:id="rIdbkcphhlbobhl6flmyivud">
         <w:r>
           <w:rPr>
             <w:rStyle w:val="Hyperlink"/>
@@ -948,7 +948,7 @@
       <w:r>
         <w:t xml:space="preserve"> — créé — </w:t>
       </w:r>
-      <w:hyperlink w:history="1" r:id="rIdmw5kbwqvo8umn6eqdhsds">
+      <w:hyperlink w:history="1" r:id="rIdzjitrua1jdlqv10symd2g">
         <w:r>
           <w:rPr>
             <w:rStyle w:val="Hyperlink"/>
@@ -977,7 +977,7 @@
       <w:r>
         <w:t xml:space="preserve"> — modifié — </w:t>
       </w:r>
-      <w:hyperlink w:history="1" r:id="rIdvuqx2szliz5yhyifmnmw8">
+      <w:hyperlink w:history="1" r:id="rIdixqld_lp1vvbhtzcrsghu">
         <w:r>
           <w:rPr>
             <w:rStyle w:val="Hyperlink"/>
@@ -1014,7 +1014,7 @@
       <w:r>
         <w:t xml:space="preserve"> — modifié — </w:t>
       </w:r>
-      <w:hyperlink w:history="1" r:id="rIdsj7jpo_vrh0nnakpwmwxo">
+      <w:hyperlink w:history="1" r:id="rIdrd2spy4pvf6foagj7w7ky">
         <w:r>
           <w:rPr>
             <w:rStyle w:val="Hyperlink"/>
@@ -1043,7 +1043,7 @@
       <w:r>
         <w:t xml:space="preserve"> — modifié — </w:t>
       </w:r>
-      <w:hyperlink w:history="1" r:id="rIdgybnapequp9an5yztwzeb">
+      <w:hyperlink w:history="1" r:id="rId0n_k8ch6am61gb-o5b94j">
         <w:r>
           <w:rPr>
             <w:rStyle w:val="Hyperlink"/>
@@ -1072,7 +1072,7 @@
       <w:r>
         <w:t xml:space="preserve"> — créé — </w:t>
       </w:r>
-      <w:hyperlink w:history="1" r:id="rIdkelsjmsaa-3lpauyj5-sc">
+      <w:hyperlink w:history="1" r:id="rIdcqacrnzsi_0fyapv7yprz">
         <w:r>
           <w:rPr>
             <w:rStyle w:val="Hyperlink"/>
@@ -1101,7 +1101,7 @@
       <w:r>
         <w:t xml:space="preserve"> — créé — </w:t>
       </w:r>
-      <w:hyperlink w:history="1" r:id="rIdzvm5nva3v0j43hsd7oszq">
+      <w:hyperlink w:history="1" r:id="rIdioaz_sjdvvcfr_nzdf3pl">
         <w:r>
           <w:rPr>
             <w:rStyle w:val="Hyperlink"/>
@@ -1130,7 +1130,7 @@
       <w:r>
         <w:t xml:space="preserve"> — créé — </w:t>
       </w:r>
-      <w:hyperlink w:history="1" r:id="rIdg5ehxc75wl6lhnwijmrgg">
+      <w:hyperlink w:history="1" r:id="rIdoi25utj9pxdndwyeisma9">
         <w:r>
           <w:rPr>
             <w:rStyle w:val="Hyperlink"/>
@@ -1167,7 +1167,7 @@
       <w:r>
         <w:t xml:space="preserve"> — modifié — </w:t>
       </w:r>
-      <w:hyperlink w:history="1" r:id="rIdda6_tcvhcocxefp_xp1gt">
+      <w:hyperlink w:history="1" r:id="rIdsaew1nv8iaepaffmrmxef">
         <w:r>
           <w:rPr>
             <w:rStyle w:val="Hyperlink"/>
@@ -1196,7 +1196,7 @@
       <w:r>
         <w:t xml:space="preserve"> — modifié — </w:t>
       </w:r>
-      <w:hyperlink w:history="1" r:id="rIdezmuo9kz2nug43yv3gcii">
+      <w:hyperlink w:history="1" r:id="rId_wczh5kt2qc94ea8fai35">
         <w:r>
           <w:rPr>
             <w:rStyle w:val="Hyperlink"/>

--- a/docs/developpement/phases/word/PHASE_08_RESULTATS_SUR_LES_VRAIES_VENTES.docx
+++ b/docs/developpement/phases/word/PHASE_08_RESULTATS_SUR_LES_VRAIES_VENTES.docx
@@ -18,9 +18,9 @@
         <w:shd w:fill="F6F3FF" w:color="auto" w:val="clear"/>
       </w:pPr>
       <w:r>
-        <w:t xml:space="preserve">FlaiX Expert · dossier de développement · généré le 2026-10-21 depuis le dépôt </w:t>
-      </w:r>
-      <w:hyperlink w:history="1" r:id="rIdzo1cejvczgo04a8ufavgw">
+        <w:t xml:space="preserve">FlaiX Expert · dossier de développement · généré le 2026-10-23 depuis le dépôt </w:t>
+      </w:r>
+      <w:hyperlink w:history="1" r:id="rIdmbo4z6eg4ft3wq3xal20i">
         <w:r>
           <w:rPr>
             <w:rStyle w:val="Hyperlink"/>
@@ -699,7 +699,7 @@
           <w:numId w:val="2"/>
         </w:numPr>
       </w:pPr>
-      <w:hyperlink w:history="1" r:id="rIdsfm5_r4raec0584bp5vpq">
+      <w:hyperlink w:history="1" r:id="rIdjqkxchnq8091dwgiy3sgl">
         <w:r>
           <w:rPr>
             <w:rStyle w:val="Hyperlink"/>
@@ -719,7 +719,7 @@
           <w:numId w:val="2"/>
         </w:numPr>
       </w:pPr>
-      <w:hyperlink w:history="1" r:id="rIdk8_16wncc9fdpcrri-f7_">
+      <w:hyperlink w:history="1" r:id="rIdgxn8r1lzbgfy_gelorcob">
         <w:r>
           <w:rPr>
             <w:rStyle w:val="Hyperlink"/>
@@ -739,7 +739,7 @@
           <w:numId w:val="2"/>
         </w:numPr>
       </w:pPr>
-      <w:hyperlink w:history="1" r:id="rIdrwmttihwlu08kwgjhomu5">
+      <w:hyperlink w:history="1" r:id="rIdtmqqy8rbf3lwyzub9u2vo">
         <w:r>
           <w:rPr>
             <w:rStyle w:val="Hyperlink"/>
@@ -787,7 +787,7 @@
       <w:r>
         <w:t xml:space="preserve"> — créé — </w:t>
       </w:r>
-      <w:hyperlink w:history="1" r:id="rIdgma9xsvfptkbdpd25d1-l">
+      <w:hyperlink w:history="1" r:id="rIdkkqblkadqgfe3c1hlpruw">
         <w:r>
           <w:rPr>
             <w:rStyle w:val="Hyperlink"/>
@@ -816,7 +816,7 @@
       <w:r>
         <w:t xml:space="preserve"> — créé — </w:t>
       </w:r>
-      <w:hyperlink w:history="1" r:id="rIdrvlty-qva6n4a9au2boa0">
+      <w:hyperlink w:history="1" r:id="rIdktrrc-wprcnjsft8gumff">
         <w:r>
           <w:rPr>
             <w:rStyle w:val="Hyperlink"/>
@@ -853,7 +853,7 @@
       <w:r>
         <w:t xml:space="preserve"> — modifié — </w:t>
       </w:r>
-      <w:hyperlink w:history="1" r:id="rIdioh1q6oa9cbr25gqd_vbi">
+      <w:hyperlink w:history="1" r:id="rIdwzbnxhmwdks-hapydh-f4">
         <w:r>
           <w:rPr>
             <w:rStyle w:val="Hyperlink"/>
@@ -882,7 +882,7 @@
       <w:r>
         <w:t xml:space="preserve"> — modifié — </w:t>
       </w:r>
-      <w:hyperlink w:history="1" r:id="rIdnzndvi3cupxhgtwnc0vz3">
+      <w:hyperlink w:history="1" r:id="rIdlczwd6jd096rg0gahfqh2">
         <w:r>
           <w:rPr>
             <w:rStyle w:val="Hyperlink"/>
@@ -911,7 +911,7 @@
       <w:r>
         <w:t xml:space="preserve"> — créé — </w:t>
       </w:r>
-      <w:hyperlink w:history="1" r:id="rIdbkcphhlbobhl6flmyivud">
+      <w:hyperlink w:history="1" r:id="rIdlzkqi73loc0fwi3z-4iwm">
         <w:r>
           <w:rPr>
             <w:rStyle w:val="Hyperlink"/>
@@ -948,7 +948,7 @@
       <w:r>
         <w:t xml:space="preserve"> — créé — </w:t>
       </w:r>
-      <w:hyperlink w:history="1" r:id="rIdzjitrua1jdlqv10symd2g">
+      <w:hyperlink w:history="1" r:id="rIdydpproheqhs4jefnj1a-e">
         <w:r>
           <w:rPr>
             <w:rStyle w:val="Hyperlink"/>
@@ -977,7 +977,7 @@
       <w:r>
         <w:t xml:space="preserve"> — modifié — </w:t>
       </w:r>
-      <w:hyperlink w:history="1" r:id="rIdixqld_lp1vvbhtzcrsghu">
+      <w:hyperlink w:history="1" r:id="rIdibi89v-5skiavghbrzixo">
         <w:r>
           <w:rPr>
             <w:rStyle w:val="Hyperlink"/>
@@ -1014,7 +1014,7 @@
       <w:r>
         <w:t xml:space="preserve"> — modifié — </w:t>
       </w:r>
-      <w:hyperlink w:history="1" r:id="rIdrd2spy4pvf6foagj7w7ky">
+      <w:hyperlink w:history="1" r:id="rIdigxavvu9pt6_zljjyafio">
         <w:r>
           <w:rPr>
             <w:rStyle w:val="Hyperlink"/>
@@ -1043,7 +1043,7 @@
       <w:r>
         <w:t xml:space="preserve"> — modifié — </w:t>
       </w:r>
-      <w:hyperlink w:history="1" r:id="rId0n_k8ch6am61gb-o5b94j">
+      <w:hyperlink w:history="1" r:id="rIdhwt6765za48ocvihtx53j">
         <w:r>
           <w:rPr>
             <w:rStyle w:val="Hyperlink"/>
@@ -1072,7 +1072,7 @@
       <w:r>
         <w:t xml:space="preserve"> — créé — </w:t>
       </w:r>
-      <w:hyperlink w:history="1" r:id="rIdcqacrnzsi_0fyapv7yprz">
+      <w:hyperlink w:history="1" r:id="rIdbkyoczb0dvcp90fb2nnrp">
         <w:r>
           <w:rPr>
             <w:rStyle w:val="Hyperlink"/>
@@ -1101,7 +1101,7 @@
       <w:r>
         <w:t xml:space="preserve"> — créé — </w:t>
       </w:r>
-      <w:hyperlink w:history="1" r:id="rIdioaz_sjdvvcfr_nzdf3pl">
+      <w:hyperlink w:history="1" r:id="rId9egjdwz_hcf-lxd8qoudq">
         <w:r>
           <w:rPr>
             <w:rStyle w:val="Hyperlink"/>
@@ -1130,7 +1130,7 @@
       <w:r>
         <w:t xml:space="preserve"> — créé — </w:t>
       </w:r>
-      <w:hyperlink w:history="1" r:id="rIdoi25utj9pxdndwyeisma9">
+      <w:hyperlink w:history="1" r:id="rIdlaq9qdhuqmu_b69n0ybqe">
         <w:r>
           <w:rPr>
             <w:rStyle w:val="Hyperlink"/>
@@ -1167,7 +1167,7 @@
       <w:r>
         <w:t xml:space="preserve"> — modifié — </w:t>
       </w:r>
-      <w:hyperlink w:history="1" r:id="rIdsaew1nv8iaepaffmrmxef">
+      <w:hyperlink w:history="1" r:id="rIdeclbnp1x8unupz6xkfzk1">
         <w:r>
           <w:rPr>
             <w:rStyle w:val="Hyperlink"/>
@@ -1196,7 +1196,7 @@
       <w:r>
         <w:t xml:space="preserve"> — modifié — </w:t>
       </w:r>
-      <w:hyperlink w:history="1" r:id="rId_wczh5kt2qc94ea8fai35">
+      <w:hyperlink w:history="1" r:id="rIdmhqgc5s3zj87lvclm0om6">
         <w:r>
           <w:rPr>
             <w:rStyle w:val="Hyperlink"/>

--- a/docs/developpement/phases/word/PHASE_08_RESULTATS_SUR_LES_VRAIES_VENTES.docx
+++ b/docs/developpement/phases/word/PHASE_08_RESULTATS_SUR_LES_VRAIES_VENTES.docx
@@ -18,9 +18,9 @@
         <w:shd w:fill="F6F3FF" w:color="auto" w:val="clear"/>
       </w:pPr>
       <w:r>
-        <w:t xml:space="preserve">FlaiX Expert · dossier de développement · généré le 2026-10-23 depuis le dépôt </w:t>
-      </w:r>
-      <w:hyperlink w:history="1" r:id="rIdmbo4z6eg4ft3wq3xal20i">
+        <w:t xml:space="preserve">FlaiX Expert · dossier de développement · généré le 2026-10-24 depuis le dépôt </w:t>
+      </w:r>
+      <w:hyperlink w:history="1" r:id="rIdh6jscmy9uwgswulm5l8bo">
         <w:r>
           <w:rPr>
             <w:rStyle w:val="Hyperlink"/>
@@ -699,7 +699,7 @@
           <w:numId w:val="2"/>
         </w:numPr>
       </w:pPr>
-      <w:hyperlink w:history="1" r:id="rIdjqkxchnq8091dwgiy3sgl">
+      <w:hyperlink w:history="1" r:id="rIdjrtqhq6c2xy0zvj1n0mn6">
         <w:r>
           <w:rPr>
             <w:rStyle w:val="Hyperlink"/>
@@ -719,7 +719,7 @@
           <w:numId w:val="2"/>
         </w:numPr>
       </w:pPr>
-      <w:hyperlink w:history="1" r:id="rIdgxn8r1lzbgfy_gelorcob">
+      <w:hyperlink w:history="1" r:id="rId_b978y5uekigj_kjgha11">
         <w:r>
           <w:rPr>
             <w:rStyle w:val="Hyperlink"/>
@@ -739,7 +739,7 @@
           <w:numId w:val="2"/>
         </w:numPr>
       </w:pPr>
-      <w:hyperlink w:history="1" r:id="rIdtmqqy8rbf3lwyzub9u2vo">
+      <w:hyperlink w:history="1" r:id="rIdqy2--rdja25crp_73e8uq">
         <w:r>
           <w:rPr>
             <w:rStyle w:val="Hyperlink"/>
@@ -787,7 +787,7 @@
       <w:r>
         <w:t xml:space="preserve"> — créé — </w:t>
       </w:r>
-      <w:hyperlink w:history="1" r:id="rIdkkqblkadqgfe3c1hlpruw">
+      <w:hyperlink w:history="1" r:id="rId6emdc4k5xjzhm2oy4na0_">
         <w:r>
           <w:rPr>
             <w:rStyle w:val="Hyperlink"/>
@@ -816,7 +816,7 @@
       <w:r>
         <w:t xml:space="preserve"> — créé — </w:t>
       </w:r>
-      <w:hyperlink w:history="1" r:id="rIdktrrc-wprcnjsft8gumff">
+      <w:hyperlink w:history="1" r:id="rIdrvqo5xvskmmhzxzykrc8l">
         <w:r>
           <w:rPr>
             <w:rStyle w:val="Hyperlink"/>
@@ -853,7 +853,7 @@
       <w:r>
         <w:t xml:space="preserve"> — modifié — </w:t>
       </w:r>
-      <w:hyperlink w:history="1" r:id="rIdwzbnxhmwdks-hapydh-f4">
+      <w:hyperlink w:history="1" r:id="rIdruvxqysatixmjauozvctj">
         <w:r>
           <w:rPr>
             <w:rStyle w:val="Hyperlink"/>
@@ -882,7 +882,7 @@
       <w:r>
         <w:t xml:space="preserve"> — modifié — </w:t>
       </w:r>
-      <w:hyperlink w:history="1" r:id="rIdlczwd6jd096rg0gahfqh2">
+      <w:hyperlink w:history="1" r:id="rIdancx9a6wqgzvcpuvdigk3">
         <w:r>
           <w:rPr>
             <w:rStyle w:val="Hyperlink"/>
@@ -911,7 +911,7 @@
       <w:r>
         <w:t xml:space="preserve"> — créé — </w:t>
       </w:r>
-      <w:hyperlink w:history="1" r:id="rIdlzkqi73loc0fwi3z-4iwm">
+      <w:hyperlink w:history="1" r:id="rIdfckbhy3ezy3govwcolkbq">
         <w:r>
           <w:rPr>
             <w:rStyle w:val="Hyperlink"/>
@@ -948,7 +948,7 @@
       <w:r>
         <w:t xml:space="preserve"> — créé — </w:t>
       </w:r>
-      <w:hyperlink w:history="1" r:id="rIdydpproheqhs4jefnj1a-e">
+      <w:hyperlink w:history="1" r:id="rIdtstemlkrfsjm_qqvec37l">
         <w:r>
           <w:rPr>
             <w:rStyle w:val="Hyperlink"/>
@@ -977,7 +977,7 @@
       <w:r>
         <w:t xml:space="preserve"> — modifié — </w:t>
       </w:r>
-      <w:hyperlink w:history="1" r:id="rIdibi89v-5skiavghbrzixo">
+      <w:hyperlink w:history="1" r:id="rIdbtzam75faklq8ziyneqhs">
         <w:r>
           <w:rPr>
             <w:rStyle w:val="Hyperlink"/>
@@ -1014,7 +1014,7 @@
       <w:r>
         <w:t xml:space="preserve"> — modifié — </w:t>
       </w:r>
-      <w:hyperlink w:history="1" r:id="rIdigxavvu9pt6_zljjyafio">
+      <w:hyperlink w:history="1" r:id="rId3pahnhhqn4iprw_wjig8v">
         <w:r>
           <w:rPr>
             <w:rStyle w:val="Hyperlink"/>
@@ -1043,7 +1043,7 @@
       <w:r>
         <w:t xml:space="preserve"> — modifié — </w:t>
       </w:r>
-      <w:hyperlink w:history="1" r:id="rIdhwt6765za48ocvihtx53j">
+      <w:hyperlink w:history="1" r:id="rIdbgwljseiqyzzst3amzedq">
         <w:r>
           <w:rPr>
             <w:rStyle w:val="Hyperlink"/>
@@ -1072,7 +1072,7 @@
       <w:r>
         <w:t xml:space="preserve"> — créé — </w:t>
       </w:r>
-      <w:hyperlink w:history="1" r:id="rIdbkyoczb0dvcp90fb2nnrp">
+      <w:hyperlink w:history="1" r:id="rIdzu3qjzldiio7uplb158ql">
         <w:r>
           <w:rPr>
             <w:rStyle w:val="Hyperlink"/>
@@ -1101,7 +1101,7 @@
       <w:r>
         <w:t xml:space="preserve"> — créé — </w:t>
       </w:r>
-      <w:hyperlink w:history="1" r:id="rId9egjdwz_hcf-lxd8qoudq">
+      <w:hyperlink w:history="1" r:id="rIdh6w7tfuhpvcuuceqfnd7u">
         <w:r>
           <w:rPr>
             <w:rStyle w:val="Hyperlink"/>
@@ -1130,7 +1130,7 @@
       <w:r>
         <w:t xml:space="preserve"> — créé — </w:t>
       </w:r>
-      <w:hyperlink w:history="1" r:id="rIdlaq9qdhuqmu_b69n0ybqe">
+      <w:hyperlink w:history="1" r:id="rIdh_hqwxv7equ0cv9q8vacw">
         <w:r>
           <w:rPr>
             <w:rStyle w:val="Hyperlink"/>
@@ -1167,7 +1167,7 @@
       <w:r>
         <w:t xml:space="preserve"> — modifié — </w:t>
       </w:r>
-      <w:hyperlink w:history="1" r:id="rIdeclbnp1x8unupz6xkfzk1">
+      <w:hyperlink w:history="1" r:id="rIdcwvpunolpklgpyf98_oat">
         <w:r>
           <w:rPr>
             <w:rStyle w:val="Hyperlink"/>
@@ -1196,7 +1196,7 @@
       <w:r>
         <w:t xml:space="preserve"> — modifié — </w:t>
       </w:r>
-      <w:hyperlink w:history="1" r:id="rIdmhqgc5s3zj87lvclm0om6">
+      <w:hyperlink w:history="1" r:id="rIdivsmlpp4oz5rnavkxqpan">
         <w:r>
           <w:rPr>
             <w:rStyle w:val="Hyperlink"/>

--- a/docs/developpement/phases/word/PHASE_08_RESULTATS_SUR_LES_VRAIES_VENTES.docx
+++ b/docs/developpement/phases/word/PHASE_08_RESULTATS_SUR_LES_VRAIES_VENTES.docx
@@ -18,9 +18,9 @@
         <w:shd w:fill="F6F3FF" w:color="auto" w:val="clear"/>
       </w:pPr>
       <w:r>
-        <w:t xml:space="preserve">FlaiX Expert · dossier de développement · généré le 2026-10-24 depuis le dépôt </w:t>
-      </w:r>
-      <w:hyperlink w:history="1" r:id="rIdh6jscmy9uwgswulm5l8bo">
+        <w:t xml:space="preserve">FlaiX Expert · dossier de développement · généré le 2026-10-25 depuis le dépôt </w:t>
+      </w:r>
+      <w:hyperlink w:history="1" r:id="rIdqfkv529icvjclpyis6ilo">
         <w:r>
           <w:rPr>
             <w:rStyle w:val="Hyperlink"/>
@@ -699,7 +699,7 @@
           <w:numId w:val="2"/>
         </w:numPr>
       </w:pPr>
-      <w:hyperlink w:history="1" r:id="rIdjrtqhq6c2xy0zvj1n0mn6">
+      <w:hyperlink w:history="1" r:id="rId-thfuhm1c4yvredes7qmo">
         <w:r>
           <w:rPr>
             <w:rStyle w:val="Hyperlink"/>
@@ -719,7 +719,7 @@
           <w:numId w:val="2"/>
         </w:numPr>
       </w:pPr>
-      <w:hyperlink w:history="1" r:id="rId_b978y5uekigj_kjgha11">
+      <w:hyperlink w:history="1" r:id="rIdpmyg_qcc-hi-6ksdvonoa">
         <w:r>
           <w:rPr>
             <w:rStyle w:val="Hyperlink"/>
@@ -739,7 +739,7 @@
           <w:numId w:val="2"/>
         </w:numPr>
       </w:pPr>
-      <w:hyperlink w:history="1" r:id="rIdqy2--rdja25crp_73e8uq">
+      <w:hyperlink w:history="1" r:id="rIdzakeunjlaenugcnwwu5b_">
         <w:r>
           <w:rPr>
             <w:rStyle w:val="Hyperlink"/>
@@ -787,7 +787,7 @@
       <w:r>
         <w:t xml:space="preserve"> — créé — </w:t>
       </w:r>
-      <w:hyperlink w:history="1" r:id="rId6emdc4k5xjzhm2oy4na0_">
+      <w:hyperlink w:history="1" r:id="rIdhmfcofekqjic2d158fjae">
         <w:r>
           <w:rPr>
             <w:rStyle w:val="Hyperlink"/>
@@ -816,7 +816,7 @@
       <w:r>
         <w:t xml:space="preserve"> — créé — </w:t>
       </w:r>
-      <w:hyperlink w:history="1" r:id="rIdrvqo5xvskmmhzxzykrc8l">
+      <w:hyperlink w:history="1" r:id="rId2waqhk2187fa-ujhadvst">
         <w:r>
           <w:rPr>
             <w:rStyle w:val="Hyperlink"/>
@@ -853,7 +853,7 @@
       <w:r>
         <w:t xml:space="preserve"> — modifié — </w:t>
       </w:r>
-      <w:hyperlink w:history="1" r:id="rIdruvxqysatixmjauozvctj">
+      <w:hyperlink w:history="1" r:id="rIddxssrrd8g66ppnfh043f8">
         <w:r>
           <w:rPr>
             <w:rStyle w:val="Hyperlink"/>
@@ -882,7 +882,7 @@
       <w:r>
         <w:t xml:space="preserve"> — modifié — </w:t>
       </w:r>
-      <w:hyperlink w:history="1" r:id="rIdancx9a6wqgzvcpuvdigk3">
+      <w:hyperlink w:history="1" r:id="rIdag_wvobceahk-v8gfkq4q">
         <w:r>
           <w:rPr>
             <w:rStyle w:val="Hyperlink"/>
@@ -911,7 +911,7 @@
       <w:r>
         <w:t xml:space="preserve"> — créé — </w:t>
       </w:r>
-      <w:hyperlink w:history="1" r:id="rIdfckbhy3ezy3govwcolkbq">
+      <w:hyperlink w:history="1" r:id="rId6nxfifaj54achevrdmbgr">
         <w:r>
           <w:rPr>
             <w:rStyle w:val="Hyperlink"/>
@@ -948,7 +948,7 @@
       <w:r>
         <w:t xml:space="preserve"> — créé — </w:t>
       </w:r>
-      <w:hyperlink w:history="1" r:id="rIdtstemlkrfsjm_qqvec37l">
+      <w:hyperlink w:history="1" r:id="rId7d6q38van2rlbfbbwv5di">
         <w:r>
           <w:rPr>
             <w:rStyle w:val="Hyperlink"/>
@@ -977,7 +977,7 @@
       <w:r>
         <w:t xml:space="preserve"> — modifié — </w:t>
       </w:r>
-      <w:hyperlink w:history="1" r:id="rIdbtzam75faklq8ziyneqhs">
+      <w:hyperlink w:history="1" r:id="rIdgr-25dcs2xik2kvkxyatb">
         <w:r>
           <w:rPr>
             <w:rStyle w:val="Hyperlink"/>
@@ -1014,7 +1014,7 @@
       <w:r>
         <w:t xml:space="preserve"> — modifié — </w:t>
       </w:r>
-      <w:hyperlink w:history="1" r:id="rId3pahnhhqn4iprw_wjig8v">
+      <w:hyperlink w:history="1" r:id="rId0e4tihz9lr2a-f5xrh5in">
         <w:r>
           <w:rPr>
             <w:rStyle w:val="Hyperlink"/>
@@ -1043,7 +1043,7 @@
       <w:r>
         <w:t xml:space="preserve"> — modifié — </w:t>
       </w:r>
-      <w:hyperlink w:history="1" r:id="rIdbgwljseiqyzzst3amzedq">
+      <w:hyperlink w:history="1" r:id="rIdufj-61sdw-jbsvqk0efvf">
         <w:r>
           <w:rPr>
             <w:rStyle w:val="Hyperlink"/>
@@ -1072,7 +1072,7 @@
       <w:r>
         <w:t xml:space="preserve"> — créé — </w:t>
       </w:r>
-      <w:hyperlink w:history="1" r:id="rIdzu3qjzldiio7uplb158ql">
+      <w:hyperlink w:history="1" r:id="rId8f7rnmd4uqw9x2klhfjln">
         <w:r>
           <w:rPr>
             <w:rStyle w:val="Hyperlink"/>
@@ -1101,7 +1101,7 @@
       <w:r>
         <w:t xml:space="preserve"> — créé — </w:t>
       </w:r>
-      <w:hyperlink w:history="1" r:id="rIdh6w7tfuhpvcuuceqfnd7u">
+      <w:hyperlink w:history="1" r:id="rIdecp6fyhtnz-u95nvvtltj">
         <w:r>
           <w:rPr>
             <w:rStyle w:val="Hyperlink"/>
@@ -1130,7 +1130,7 @@
       <w:r>
         <w:t xml:space="preserve"> — créé — </w:t>
       </w:r>
-      <w:hyperlink w:history="1" r:id="rIdh_hqwxv7equ0cv9q8vacw">
+      <w:hyperlink w:history="1" r:id="rIdt0hmw-vxtoxqllhxax14-">
         <w:r>
           <w:rPr>
             <w:rStyle w:val="Hyperlink"/>
@@ -1167,7 +1167,7 @@
       <w:r>
         <w:t xml:space="preserve"> — modifié — </w:t>
       </w:r>
-      <w:hyperlink w:history="1" r:id="rIdcwvpunolpklgpyf98_oat">
+      <w:hyperlink w:history="1" r:id="rIdlye3tdwz_ppsn1h8bc1rh">
         <w:r>
           <w:rPr>
             <w:rStyle w:val="Hyperlink"/>
@@ -1196,7 +1196,7 @@
       <w:r>
         <w:t xml:space="preserve"> — modifié — </w:t>
       </w:r>
-      <w:hyperlink w:history="1" r:id="rIdivsmlpp4oz5rnavkxqpan">
+      <w:hyperlink w:history="1" r:id="rIde-mly7hxwn3xtghozxxv0">
         <w:r>
           <w:rPr>
             <w:rStyle w:val="Hyperlink"/>

--- a/docs/developpement/phases/word/PHASE_08_RESULTATS_SUR_LES_VRAIES_VENTES.docx
+++ b/docs/developpement/phases/word/PHASE_08_RESULTATS_SUR_LES_VRAIES_VENTES.docx
@@ -20,7 +20,7 @@
       <w:r>
         <w:t xml:space="preserve">FlaiX Expert · dossier de développement · généré le 2026-10-25 depuis le dépôt </w:t>
       </w:r>
-      <w:hyperlink w:history="1" r:id="rIdqfkv529icvjclpyis6ilo">
+      <w:hyperlink w:history="1" r:id="rIdlg6crx3zkcj1e94ksrhgu">
         <w:r>
           <w:rPr>
             <w:rStyle w:val="Hyperlink"/>
@@ -699,7 +699,7 @@
           <w:numId w:val="2"/>
         </w:numPr>
       </w:pPr>
-      <w:hyperlink w:history="1" r:id="rId-thfuhm1c4yvredes7qmo">
+      <w:hyperlink w:history="1" r:id="rIdbyj2t9tu_wdbdji__0k0f">
         <w:r>
           <w:rPr>
             <w:rStyle w:val="Hyperlink"/>
@@ -719,7 +719,7 @@
           <w:numId w:val="2"/>
         </w:numPr>
       </w:pPr>
-      <w:hyperlink w:history="1" r:id="rIdpmyg_qcc-hi-6ksdvonoa">
+      <w:hyperlink w:history="1" r:id="rIdcip20bza0xsorlpnuepdt">
         <w:r>
           <w:rPr>
             <w:rStyle w:val="Hyperlink"/>
@@ -739,7 +739,7 @@
           <w:numId w:val="2"/>
         </w:numPr>
       </w:pPr>
-      <w:hyperlink w:history="1" r:id="rIdzakeunjlaenugcnwwu5b_">
+      <w:hyperlink w:history="1" r:id="rId3pyzpygj649swc1o6k20d">
         <w:r>
           <w:rPr>
             <w:rStyle w:val="Hyperlink"/>
@@ -787,7 +787,7 @@
       <w:r>
         <w:t xml:space="preserve"> — créé — </w:t>
       </w:r>
-      <w:hyperlink w:history="1" r:id="rIdhmfcofekqjic2d158fjae">
+      <w:hyperlink w:history="1" r:id="rIdzynyrntlknbmjsufeclqe">
         <w:r>
           <w:rPr>
             <w:rStyle w:val="Hyperlink"/>
@@ -816,7 +816,7 @@
       <w:r>
         <w:t xml:space="preserve"> — créé — </w:t>
       </w:r>
-      <w:hyperlink w:history="1" r:id="rId2waqhk2187fa-ujhadvst">
+      <w:hyperlink w:history="1" r:id="rIdgtnchkgppxr5a4yeb1ija">
         <w:r>
           <w:rPr>
             <w:rStyle w:val="Hyperlink"/>
@@ -853,7 +853,7 @@
       <w:r>
         <w:t xml:space="preserve"> — modifié — </w:t>
       </w:r>
-      <w:hyperlink w:history="1" r:id="rIddxssrrd8g66ppnfh043f8">
+      <w:hyperlink w:history="1" r:id="rIdi_xesnmryaikbuxm9ecko">
         <w:r>
           <w:rPr>
             <w:rStyle w:val="Hyperlink"/>
@@ -882,7 +882,7 @@
       <w:r>
         <w:t xml:space="preserve"> — modifié — </w:t>
       </w:r>
-      <w:hyperlink w:history="1" r:id="rIdag_wvobceahk-v8gfkq4q">
+      <w:hyperlink w:history="1" r:id="rId1n2gm5tdgfdryhf7qo71_">
         <w:r>
           <w:rPr>
             <w:rStyle w:val="Hyperlink"/>
@@ -911,7 +911,7 @@
       <w:r>
         <w:t xml:space="preserve"> — créé — </w:t>
       </w:r>
-      <w:hyperlink w:history="1" r:id="rId6nxfifaj54achevrdmbgr">
+      <w:hyperlink w:history="1" r:id="rId9aoxcb0puz7tr6nsl69de">
         <w:r>
           <w:rPr>
             <w:rStyle w:val="Hyperlink"/>
@@ -948,7 +948,7 @@
       <w:r>
         <w:t xml:space="preserve"> — créé — </w:t>
       </w:r>
-      <w:hyperlink w:history="1" r:id="rId7d6q38van2rlbfbbwv5di">
+      <w:hyperlink w:history="1" r:id="rIdtwzdvfzf9plevi_yc5kcm">
         <w:r>
           <w:rPr>
             <w:rStyle w:val="Hyperlink"/>
@@ -977,7 +977,7 @@
       <w:r>
         <w:t xml:space="preserve"> — modifié — </w:t>
       </w:r>
-      <w:hyperlink w:history="1" r:id="rIdgr-25dcs2xik2kvkxyatb">
+      <w:hyperlink w:history="1" r:id="rIdojc6x729fdaxilqb6ipas">
         <w:r>
           <w:rPr>
             <w:rStyle w:val="Hyperlink"/>
@@ -1014,7 +1014,7 @@
       <w:r>
         <w:t xml:space="preserve"> — modifié — </w:t>
       </w:r>
-      <w:hyperlink w:history="1" r:id="rId0e4tihz9lr2a-f5xrh5in">
+      <w:hyperlink w:history="1" r:id="rIdfycrj841wjo9p_hfruyki">
         <w:r>
           <w:rPr>
             <w:rStyle w:val="Hyperlink"/>
@@ -1043,7 +1043,7 @@
       <w:r>
         <w:t xml:space="preserve"> — modifié — </w:t>
       </w:r>
-      <w:hyperlink w:history="1" r:id="rIdufj-61sdw-jbsvqk0efvf">
+      <w:hyperlink w:history="1" r:id="rIdtvbxuwt8tpw8gmcfvckob">
         <w:r>
           <w:rPr>
             <w:rStyle w:val="Hyperlink"/>
@@ -1072,7 +1072,7 @@
       <w:r>
         <w:t xml:space="preserve"> — créé — </w:t>
       </w:r>
-      <w:hyperlink w:history="1" r:id="rId8f7rnmd4uqw9x2klhfjln">
+      <w:hyperlink w:history="1" r:id="rIdqyo0emnrvwmaxaczdi-iv">
         <w:r>
           <w:rPr>
             <w:rStyle w:val="Hyperlink"/>
@@ -1101,7 +1101,7 @@
       <w:r>
         <w:t xml:space="preserve"> — créé — </w:t>
       </w:r>
-      <w:hyperlink w:history="1" r:id="rIdecp6fyhtnz-u95nvvtltj">
+      <w:hyperlink w:history="1" r:id="rIdu4rmnquiim72gadpb4u8r">
         <w:r>
           <w:rPr>
             <w:rStyle w:val="Hyperlink"/>
@@ -1130,7 +1130,7 @@
       <w:r>
         <w:t xml:space="preserve"> — créé — </w:t>
       </w:r>
-      <w:hyperlink w:history="1" r:id="rIdt0hmw-vxtoxqllhxax14-">
+      <w:hyperlink w:history="1" r:id="rIdvp7wxt0fbmhay10tmsiqv">
         <w:r>
           <w:rPr>
             <w:rStyle w:val="Hyperlink"/>
@@ -1167,7 +1167,7 @@
       <w:r>
         <w:t xml:space="preserve"> — modifié — </w:t>
       </w:r>
-      <w:hyperlink w:history="1" r:id="rIdlye3tdwz_ppsn1h8bc1rh">
+      <w:hyperlink w:history="1" r:id="rId6u3mlielp120avyvzxh4a">
         <w:r>
           <w:rPr>
             <w:rStyle w:val="Hyperlink"/>
@@ -1196,7 +1196,7 @@
       <w:r>
         <w:t xml:space="preserve"> — modifié — </w:t>
       </w:r>
-      <w:hyperlink w:history="1" r:id="rIde-mly7hxwn3xtghozxxv0">
+      <w:hyperlink w:history="1" r:id="rIdb43liwzit-qdatqswflvu">
         <w:r>
           <w:rPr>
             <w:rStyle w:val="Hyperlink"/>

--- a/docs/developpement/phases/word/PHASE_08_RESULTATS_SUR_LES_VRAIES_VENTES.docx
+++ b/docs/developpement/phases/word/PHASE_08_RESULTATS_SUR_LES_VRAIES_VENTES.docx
@@ -20,7 +20,7 @@
       <w:r>
         <w:t xml:space="preserve">FlaiX Expert · dossier de développement · généré le 2026-10-25 depuis le dépôt </w:t>
       </w:r>
-      <w:hyperlink w:history="1" r:id="rIdlg6crx3zkcj1e94ksrhgu">
+      <w:hyperlink w:history="1" r:id="rIdflcuwiodntdzxgfin_aeu">
         <w:r>
           <w:rPr>
             <w:rStyle w:val="Hyperlink"/>
@@ -699,7 +699,7 @@
           <w:numId w:val="2"/>
         </w:numPr>
       </w:pPr>
-      <w:hyperlink w:history="1" r:id="rIdbyj2t9tu_wdbdji__0k0f">
+      <w:hyperlink w:history="1" r:id="rIdate5u9gtyqas2ujimqtq6">
         <w:r>
           <w:rPr>
             <w:rStyle w:val="Hyperlink"/>
@@ -719,7 +719,7 @@
           <w:numId w:val="2"/>
         </w:numPr>
       </w:pPr>
-      <w:hyperlink w:history="1" r:id="rIdcip20bza0xsorlpnuepdt">
+      <w:hyperlink w:history="1" r:id="rIdw14owmjhb3cl5olfxkpbm">
         <w:r>
           <w:rPr>
             <w:rStyle w:val="Hyperlink"/>
@@ -739,7 +739,7 @@
           <w:numId w:val="2"/>
         </w:numPr>
       </w:pPr>
-      <w:hyperlink w:history="1" r:id="rId3pyzpygj649swc1o6k20d">
+      <w:hyperlink w:history="1" r:id="rIdwonjvjrwusepzfjk2_daj">
         <w:r>
           <w:rPr>
             <w:rStyle w:val="Hyperlink"/>
@@ -787,7 +787,7 @@
       <w:r>
         <w:t xml:space="preserve"> — créé — </w:t>
       </w:r>
-      <w:hyperlink w:history="1" r:id="rIdzynyrntlknbmjsufeclqe">
+      <w:hyperlink w:history="1" r:id="rIduw7tqqd_atw8_c0hja4-2">
         <w:r>
           <w:rPr>
             <w:rStyle w:val="Hyperlink"/>
@@ -816,7 +816,7 @@
       <w:r>
         <w:t xml:space="preserve"> — créé — </w:t>
       </w:r>
-      <w:hyperlink w:history="1" r:id="rIdgtnchkgppxr5a4yeb1ija">
+      <w:hyperlink w:history="1" r:id="rIdmjgyx5oe6abmoh0ddu09h">
         <w:r>
           <w:rPr>
             <w:rStyle w:val="Hyperlink"/>
@@ -853,7 +853,7 @@
       <w:r>
         <w:t xml:space="preserve"> — modifié — </w:t>
       </w:r>
-      <w:hyperlink w:history="1" r:id="rIdi_xesnmryaikbuxm9ecko">
+      <w:hyperlink w:history="1" r:id="rIdy1qfpr4z8rzjvwp7lymnk">
         <w:r>
           <w:rPr>
             <w:rStyle w:val="Hyperlink"/>
@@ -882,7 +882,7 @@
       <w:r>
         <w:t xml:space="preserve"> — modifié — </w:t>
       </w:r>
-      <w:hyperlink w:history="1" r:id="rId1n2gm5tdgfdryhf7qo71_">
+      <w:hyperlink w:history="1" r:id="rIdlt67e3p5oansh6cf3q4um">
         <w:r>
           <w:rPr>
             <w:rStyle w:val="Hyperlink"/>
@@ -911,7 +911,7 @@
       <w:r>
         <w:t xml:space="preserve"> — créé — </w:t>
       </w:r>
-      <w:hyperlink w:history="1" r:id="rId9aoxcb0puz7tr6nsl69de">
+      <w:hyperlink w:history="1" r:id="rId2j0hmvz_5byho-p3woivy">
         <w:r>
           <w:rPr>
             <w:rStyle w:val="Hyperlink"/>
@@ -948,7 +948,7 @@
       <w:r>
         <w:t xml:space="preserve"> — créé — </w:t>
       </w:r>
-      <w:hyperlink w:history="1" r:id="rIdtwzdvfzf9plevi_yc5kcm">
+      <w:hyperlink w:history="1" r:id="rIdau63heg-rveumbiiik3cg">
         <w:r>
           <w:rPr>
             <w:rStyle w:val="Hyperlink"/>
@@ -977,7 +977,7 @@
       <w:r>
         <w:t xml:space="preserve"> — modifié — </w:t>
       </w:r>
-      <w:hyperlink w:history="1" r:id="rIdojc6x729fdaxilqb6ipas">
+      <w:hyperlink w:history="1" r:id="rIdh8b1bo0qzetl3-tstftj_">
         <w:r>
           <w:rPr>
             <w:rStyle w:val="Hyperlink"/>
@@ -1014,7 +1014,7 @@
       <w:r>
         <w:t xml:space="preserve"> — modifié — </w:t>
       </w:r>
-      <w:hyperlink w:history="1" r:id="rIdfycrj841wjo9p_hfruyki">
+      <w:hyperlink w:history="1" r:id="rIdcji3eevwjgypxystxmfms">
         <w:r>
           <w:rPr>
             <w:rStyle w:val="Hyperlink"/>
@@ -1043,7 +1043,7 @@
       <w:r>
         <w:t xml:space="preserve"> — modifié — </w:t>
       </w:r>
-      <w:hyperlink w:history="1" r:id="rIdtvbxuwt8tpw8gmcfvckob">
+      <w:hyperlink w:history="1" r:id="rIda_noorpqabugpfv6um4jb">
         <w:r>
           <w:rPr>
             <w:rStyle w:val="Hyperlink"/>
@@ -1072,7 +1072,7 @@
       <w:r>
         <w:t xml:space="preserve"> — créé — </w:t>
       </w:r>
-      <w:hyperlink w:history="1" r:id="rIdqyo0emnrvwmaxaczdi-iv">
+      <w:hyperlink w:history="1" r:id="rId5ddcclb4vm8l6qd5aywzy">
         <w:r>
           <w:rPr>
             <w:rStyle w:val="Hyperlink"/>
@@ -1101,7 +1101,7 @@
       <w:r>
         <w:t xml:space="preserve"> — créé — </w:t>
       </w:r>
-      <w:hyperlink w:history="1" r:id="rIdu4rmnquiim72gadpb4u8r">
+      <w:hyperlink w:history="1" r:id="rId46l7uq4rdgoiru0wmoaxy">
         <w:r>
           <w:rPr>
             <w:rStyle w:val="Hyperlink"/>
@@ -1130,7 +1130,7 @@
       <w:r>
         <w:t xml:space="preserve"> — créé — </w:t>
       </w:r>
-      <w:hyperlink w:history="1" r:id="rIdvp7wxt0fbmhay10tmsiqv">
+      <w:hyperlink w:history="1" r:id="rId465t2_x3c2g9uod7vocxu">
         <w:r>
           <w:rPr>
             <w:rStyle w:val="Hyperlink"/>
@@ -1167,7 +1167,7 @@
       <w:r>
         <w:t xml:space="preserve"> — modifié — </w:t>
       </w:r>
-      <w:hyperlink w:history="1" r:id="rId6u3mlielp120avyvzxh4a">
+      <w:hyperlink w:history="1" r:id="rIdirbseq1tomah_jtfvfcqx">
         <w:r>
           <w:rPr>
             <w:rStyle w:val="Hyperlink"/>
@@ -1196,7 +1196,7 @@
       <w:r>
         <w:t xml:space="preserve"> — modifié — </w:t>
       </w:r>
-      <w:hyperlink w:history="1" r:id="rIdb43liwzit-qdatqswflvu">
+      <w:hyperlink w:history="1" r:id="rIdba4zfisv81mmrkzu1j3ua">
         <w:r>
           <w:rPr>
             <w:rStyle w:val="Hyperlink"/>
